--- a/CÔNG TY TNHH YUFA VIỆT NAM/YuFa_ThayDoiDiaChi/Yufa_Mẫu 12.docx
+++ b/CÔNG TY TNHH YUFA VIỆT NAM/YuFa_ThayDoiDiaChi/Yufa_Mẫu 12.docx
@@ -1,6 +1,6 @@
 
 <file path=word/document.xml><?xml version="1.0" encoding="utf-8"?>
-<w:document xmlns:wpc="http://schemas.microsoft.com/office/word/2010/wordprocessingCanvas" xmlns:cx="http://schemas.microsoft.com/office/drawing/2014/chartex" xmlns:cx1="http://schemas.microsoft.com/office/drawing/2015/9/8/chartex" xmlns:mc="http://schemas.openxmlformats.org/markup-compatibility/2006" xmlns:o="urn:schemas-microsoft-com:office:office" xmlns:r="http://schemas.openxmlformats.org/officeDocument/2006/relationships" xmlns:m="http://schemas.openxmlformats.org/officeDocument/2006/math" xmlns:v="urn:schemas-microsoft-com:vml" xmlns:wp14="http://schemas.microsoft.com/office/word/2010/wordprocessingDrawing" xmlns:wp="http://schemas.openxmlformats.org/drawingml/2006/wordprocessingDrawing" xmlns:w10="urn:schemas-microsoft-com:office:word" xmlns:w="http://schemas.openxmlformats.org/wordprocessingml/2006/main" xmlns:w14="http://schemas.microsoft.com/office/word/2010/wordml" xmlns:w15="http://schemas.microsoft.com/office/word/2012/wordml" xmlns:w16se="http://schemas.microsoft.com/office/word/2015/wordml/symex" xmlns:wpg="http://schemas.microsoft.com/office/word/2010/wordprocessingGroup" xmlns:wpi="http://schemas.microsoft.com/office/word/2010/wordprocessingInk" xmlns:wne="http://schemas.microsoft.com/office/word/2006/wordml" xmlns:wps="http://schemas.microsoft.com/office/word/2010/wordprocessingShape" mc:Ignorable="w14 w15 w16se wp14">
+<w:document xmlns:wpc="http://schemas.microsoft.com/office/word/2010/wordprocessingCanvas" xmlns:cx="http://schemas.microsoft.com/office/drawing/2014/chartex" xmlns:mc="http://schemas.openxmlformats.org/markup-compatibility/2006" xmlns:o="urn:schemas-microsoft-com:office:office" xmlns:r="http://schemas.openxmlformats.org/officeDocument/2006/relationships" xmlns:m="http://schemas.openxmlformats.org/officeDocument/2006/math" xmlns:v="urn:schemas-microsoft-com:vml" xmlns:wp14="http://schemas.microsoft.com/office/word/2010/wordprocessingDrawing" xmlns:wp="http://schemas.openxmlformats.org/drawingml/2006/wordprocessingDrawing" xmlns:w10="urn:schemas-microsoft-com:office:word" xmlns:w="http://schemas.openxmlformats.org/wordprocessingml/2006/main" xmlns:w14="http://schemas.microsoft.com/office/word/2010/wordml" xmlns:w15="http://schemas.microsoft.com/office/word/2012/wordml" xmlns:w16se="http://schemas.microsoft.com/office/word/2015/wordml/symex" xmlns:wpg="http://schemas.microsoft.com/office/word/2010/wordprocessingGroup" xmlns:wpi="http://schemas.microsoft.com/office/word/2010/wordprocessingInk" xmlns:wne="http://schemas.microsoft.com/office/word/2006/wordml" xmlns:wps="http://schemas.microsoft.com/office/word/2010/wordprocessingShape" mc:Ignorable="w14 w15 w16se wp14">
   <w:body>
     <w:tbl>
       <w:tblPr>
@@ -125,7 +125,7 @@
                     </wp:anchor>
                   </w:drawing>
                 </mc:Choice>
-                <mc:Fallback xmlns:cx2="http://schemas.microsoft.com/office/drawing/2015/10/21/chartex" xmlns:cx3="http://schemas.microsoft.com/office/drawing/2016/5/9/chartex" xmlns:cx4="http://schemas.microsoft.com/office/drawing/2016/5/10/chartex" xmlns:cx5="http://schemas.microsoft.com/office/drawing/2016/5/11/chartex" xmlns:cx6="http://schemas.microsoft.com/office/drawing/2016/5/12/chartex" xmlns:cx7="http://schemas.microsoft.com/office/drawing/2016/5/13/chartex" xmlns:cx8="http://schemas.microsoft.com/office/drawing/2016/5/14/chartex" xmlns:aink="http://schemas.microsoft.com/office/drawing/2016/ink" xmlns:am3d="http://schemas.microsoft.com/office/drawing/2017/model3d" xmlns:oel="http://schemas.microsoft.com/office/2019/extlst" xmlns:w16cex="http://schemas.microsoft.com/office/word/2018/wordml/cex" xmlns:w16cid="http://schemas.microsoft.com/office/word/2016/wordml/cid" xmlns:w16="http://schemas.microsoft.com/office/word/2018/wordml" xmlns:w16du="http://schemas.microsoft.com/office/word/2023/wordml/word16du" xmlns:w16sdtdh="http://schemas.microsoft.com/office/word/2020/wordml/sdtdatahash" xmlns:w16sdtfl="http://schemas.microsoft.com/office/word/2024/wordml/sdtformatlock">
+                <mc:Fallback xmlns:w16sdtfl="http://schemas.microsoft.com/office/word/2024/wordml/sdtformatlock" xmlns:w16sdtdh="http://schemas.microsoft.com/office/word/2020/wordml/sdtdatahash" xmlns:w16du="http://schemas.microsoft.com/office/word/2023/wordml/word16du" xmlns:w16="http://schemas.microsoft.com/office/word/2018/wordml" xmlns:w16cid="http://schemas.microsoft.com/office/word/2016/wordml/cid" xmlns:w16cex="http://schemas.microsoft.com/office/word/2018/wordml/cex" xmlns:oel="http://schemas.microsoft.com/office/2019/extlst" xmlns:am3d="http://schemas.microsoft.com/office/drawing/2017/model3d" xmlns:aink="http://schemas.microsoft.com/office/drawing/2016/ink" xmlns:cx8="http://schemas.microsoft.com/office/drawing/2016/5/14/chartex" xmlns:cx7="http://schemas.microsoft.com/office/drawing/2016/5/13/chartex" xmlns:cx6="http://schemas.microsoft.com/office/drawing/2016/5/12/chartex" xmlns:cx5="http://schemas.microsoft.com/office/drawing/2016/5/11/chartex" xmlns:cx4="http://schemas.microsoft.com/office/drawing/2016/5/10/chartex" xmlns:cx3="http://schemas.microsoft.com/office/drawing/2016/5/9/chartex" xmlns:cx2="http://schemas.microsoft.com/office/drawing/2015/10/21/chartex" xmlns:cx1="http://schemas.microsoft.com/office/drawing/2015/9/8/chartex">
                   <w:pict>
                     <v:line w14:anchorId="6598B54E" id="Line 159" o:spid="_x0000_s1026" style="position:absolute;z-index:251672576;visibility:visible;mso-wrap-style:square;mso-width-percent:0;mso-height-percent:0;mso-wrap-distance-left:9pt;mso-wrap-distance-top:-6e-5mm;mso-wrap-distance-right:9pt;mso-wrap-distance-bottom:-6e-5mm;mso-position-horizontal:center;mso-position-horizontal-relative:margin;mso-position-vertical:absolute;mso-position-vertical-relative:text;mso-width-percent:0;mso-height-percent:0;mso-width-relative:page;mso-height-relative:page" from="0,15.5pt" to="158.75pt,15.5pt" o:gfxdata="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">
                       <o:lock v:ext="edit" shapetype="f"/>
@@ -228,7 +228,7 @@
                 <w:sz w:val="26"/>
                 <w:szCs w:val="26"/>
               </w:rPr>
-              <w:t>8</w:t>
+              <w:t>21</w:t>
             </w:r>
             <w:r>
               <w:rPr>
@@ -352,7 +352,7 @@
               </wp:anchor>
             </w:drawing>
           </mc:Choice>
-          <mc:Fallback xmlns:cx2="http://schemas.microsoft.com/office/drawing/2015/10/21/chartex" xmlns:cx3="http://schemas.microsoft.com/office/drawing/2016/5/9/chartex" xmlns:cx4="http://schemas.microsoft.com/office/drawing/2016/5/10/chartex" xmlns:cx5="http://schemas.microsoft.com/office/drawing/2016/5/11/chartex" xmlns:cx6="http://schemas.microsoft.com/office/drawing/2016/5/12/chartex" xmlns:cx7="http://schemas.microsoft.com/office/drawing/2016/5/13/chartex" xmlns:cx8="http://schemas.microsoft.com/office/drawing/2016/5/14/chartex" xmlns:aink="http://schemas.microsoft.com/office/drawing/2016/ink" xmlns:am3d="http://schemas.microsoft.com/office/drawing/2017/model3d" xmlns:oel="http://schemas.microsoft.com/office/2019/extlst" xmlns:w16cex="http://schemas.microsoft.com/office/word/2018/wordml/cex" xmlns:w16cid="http://schemas.microsoft.com/office/word/2016/wordml/cid" xmlns:w16="http://schemas.microsoft.com/office/word/2018/wordml" xmlns:w16du="http://schemas.microsoft.com/office/word/2023/wordml/word16du" xmlns:w16sdtdh="http://schemas.microsoft.com/office/word/2020/wordml/sdtdatahash" xmlns:w16sdtfl="http://schemas.microsoft.com/office/word/2024/wordml/sdtformatlock">
+          <mc:Fallback xmlns:w16sdtfl="http://schemas.microsoft.com/office/word/2024/wordml/sdtformatlock" xmlns:w16sdtdh="http://schemas.microsoft.com/office/word/2020/wordml/sdtdatahash" xmlns:w16du="http://schemas.microsoft.com/office/word/2023/wordml/word16du" xmlns:w16="http://schemas.microsoft.com/office/word/2018/wordml" xmlns:w16cid="http://schemas.microsoft.com/office/word/2016/wordml/cid" xmlns:w16cex="http://schemas.microsoft.com/office/word/2018/wordml/cex" xmlns:oel="http://schemas.microsoft.com/office/2019/extlst" xmlns:am3d="http://schemas.microsoft.com/office/drawing/2017/model3d" xmlns:aink="http://schemas.microsoft.com/office/drawing/2016/ink" xmlns:cx8="http://schemas.microsoft.com/office/drawing/2016/5/14/chartex" xmlns:cx7="http://schemas.microsoft.com/office/drawing/2016/5/13/chartex" xmlns:cx6="http://schemas.microsoft.com/office/drawing/2016/5/12/chartex" xmlns:cx5="http://schemas.microsoft.com/office/drawing/2016/5/11/chartex" xmlns:cx4="http://schemas.microsoft.com/office/drawing/2016/5/10/chartex" xmlns:cx3="http://schemas.microsoft.com/office/drawing/2016/5/9/chartex" xmlns:cx2="http://schemas.microsoft.com/office/drawing/2015/10/21/chartex" xmlns:cx1="http://schemas.microsoft.com/office/drawing/2015/9/8/chartex">
             <w:pict>
               <v:line w14:anchorId="3D835A94" id="Straight Connector 1" o:spid="_x0000_s1026" style="position:absolute;z-index:251673600;visibility:visible;mso-wrap-style:square;mso-width-percent:0;mso-height-percent:0;mso-wrap-distance-left:9pt;mso-wrap-distance-top:-3e-5mm;mso-wrap-distance-right:9pt;mso-wrap-distance-bottom:-3e-5mm;mso-position-horizontal:center;mso-position-horizontal-relative:margin;mso-position-vertical:absolute;mso-position-vertical-relative:text;mso-width-percent:0;mso-height-percent:0;mso-width-relative:margin;mso-height-relative:page" from="0,66.95pt" to="111.65pt,66.95pt" o:gfxdata="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" strokecolor="black [3200]" strokeweight=".5pt">
                 <v:stroke joinstyle="miter"/>
@@ -1148,7 +1148,7 @@
               </wp:anchor>
             </w:drawing>
           </mc:Choice>
-          <mc:Fallback xmlns:cx2="http://schemas.microsoft.com/office/drawing/2015/10/21/chartex" xmlns:cx3="http://schemas.microsoft.com/office/drawing/2016/5/9/chartex" xmlns:cx4="http://schemas.microsoft.com/office/drawing/2016/5/10/chartex" xmlns:cx5="http://schemas.microsoft.com/office/drawing/2016/5/11/chartex" xmlns:cx6="http://schemas.microsoft.com/office/drawing/2016/5/12/chartex" xmlns:cx7="http://schemas.microsoft.com/office/drawing/2016/5/13/chartex" xmlns:cx8="http://schemas.microsoft.com/office/drawing/2016/5/14/chartex" xmlns:aink="http://schemas.microsoft.com/office/drawing/2016/ink" xmlns:am3d="http://schemas.microsoft.com/office/drawing/2017/model3d" xmlns:oel="http://schemas.microsoft.com/office/2019/extlst" xmlns:w16cex="http://schemas.microsoft.com/office/word/2018/wordml/cex" xmlns:w16cid="http://schemas.microsoft.com/office/word/2016/wordml/cid" xmlns:w16="http://schemas.microsoft.com/office/word/2018/wordml" xmlns:w16du="http://schemas.microsoft.com/office/word/2023/wordml/word16du" xmlns:w16sdtdh="http://schemas.microsoft.com/office/word/2020/wordml/sdtdatahash" xmlns:w16sdtfl="http://schemas.microsoft.com/office/word/2024/wordml/sdtformatlock">
+          <mc:Fallback xmlns:w16sdtfl="http://schemas.microsoft.com/office/word/2024/wordml/sdtformatlock" xmlns:w16sdtdh="http://schemas.microsoft.com/office/word/2020/wordml/sdtdatahash" xmlns:w16du="http://schemas.microsoft.com/office/word/2023/wordml/word16du" xmlns:w16="http://schemas.microsoft.com/office/word/2018/wordml" xmlns:w16cid="http://schemas.microsoft.com/office/word/2016/wordml/cid" xmlns:w16cex="http://schemas.microsoft.com/office/word/2018/wordml/cex" xmlns:oel="http://schemas.microsoft.com/office/2019/extlst" xmlns:am3d="http://schemas.microsoft.com/office/drawing/2017/model3d" xmlns:aink="http://schemas.microsoft.com/office/drawing/2016/ink" xmlns:cx8="http://schemas.microsoft.com/office/drawing/2016/5/14/chartex" xmlns:cx7="http://schemas.microsoft.com/office/drawing/2016/5/13/chartex" xmlns:cx6="http://schemas.microsoft.com/office/drawing/2016/5/12/chartex" xmlns:cx5="http://schemas.microsoft.com/office/drawing/2016/5/11/chartex" xmlns:cx4="http://schemas.microsoft.com/office/drawing/2016/5/10/chartex" xmlns:cx3="http://schemas.microsoft.com/office/drawing/2016/5/9/chartex" xmlns:cx2="http://schemas.microsoft.com/office/drawing/2015/10/21/chartex" xmlns:cx1="http://schemas.microsoft.com/office/drawing/2015/9/8/chartex">
             <w:pict>
               <v:rect w14:anchorId="7028B9F1" id="Rectangle 800" o:spid="_x0000_s1026" style="position:absolute;margin-left:398.8pt;margin-top:62.75pt;width:20.15pt;height:15.95pt;z-index:251668480;visibility:visible;mso-wrap-style:none;mso-width-percent:0;mso-height-percent:0;mso-wrap-distance-left:9pt;mso-wrap-distance-top:0;mso-wrap-distance-right:9pt;mso-wrap-distance-bottom:0;mso-position-horizontal:absolute;mso-position-horizontal-relative:text;mso-position-vertical:absolute;mso-position-vertical-relative:text;mso-width-percent:0;mso-height-percent:0;mso-width-relative:page;mso-height-relative:page;v-text-anchor:middle" o:gfxdata="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" strokeweight=".26mm">
                 <v:stroke endcap="square"/>
@@ -1221,7 +1221,7 @@
               </wp:anchor>
             </w:drawing>
           </mc:Choice>
-          <mc:Fallback xmlns:cx2="http://schemas.microsoft.com/office/drawing/2015/10/21/chartex" xmlns:cx3="http://schemas.microsoft.com/office/drawing/2016/5/9/chartex" xmlns:cx4="http://schemas.microsoft.com/office/drawing/2016/5/10/chartex" xmlns:cx5="http://schemas.microsoft.com/office/drawing/2016/5/11/chartex" xmlns:cx6="http://schemas.microsoft.com/office/drawing/2016/5/12/chartex" xmlns:cx7="http://schemas.microsoft.com/office/drawing/2016/5/13/chartex" xmlns:cx8="http://schemas.microsoft.com/office/drawing/2016/5/14/chartex" xmlns:aink="http://schemas.microsoft.com/office/drawing/2016/ink" xmlns:am3d="http://schemas.microsoft.com/office/drawing/2017/model3d" xmlns:oel="http://schemas.microsoft.com/office/2019/extlst" xmlns:w16cex="http://schemas.microsoft.com/office/word/2018/wordml/cex" xmlns:w16cid="http://schemas.microsoft.com/office/word/2016/wordml/cid" xmlns:w16="http://schemas.microsoft.com/office/word/2018/wordml" xmlns:w16du="http://schemas.microsoft.com/office/word/2023/wordml/word16du" xmlns:w16sdtdh="http://schemas.microsoft.com/office/word/2020/wordml/sdtdatahash" xmlns:w16sdtfl="http://schemas.microsoft.com/office/word/2024/wordml/sdtformatlock">
+          <mc:Fallback xmlns:w16sdtfl="http://schemas.microsoft.com/office/word/2024/wordml/sdtformatlock" xmlns:w16sdtdh="http://schemas.microsoft.com/office/word/2020/wordml/sdtdatahash" xmlns:w16du="http://schemas.microsoft.com/office/word/2023/wordml/word16du" xmlns:w16="http://schemas.microsoft.com/office/word/2018/wordml" xmlns:w16cid="http://schemas.microsoft.com/office/word/2016/wordml/cid" xmlns:w16cex="http://schemas.microsoft.com/office/word/2018/wordml/cex" xmlns:oel="http://schemas.microsoft.com/office/2019/extlst" xmlns:am3d="http://schemas.microsoft.com/office/drawing/2017/model3d" xmlns:aink="http://schemas.microsoft.com/office/drawing/2016/ink" xmlns:cx8="http://schemas.microsoft.com/office/drawing/2016/5/14/chartex" xmlns:cx7="http://schemas.microsoft.com/office/drawing/2016/5/13/chartex" xmlns:cx6="http://schemas.microsoft.com/office/drawing/2016/5/12/chartex" xmlns:cx5="http://schemas.microsoft.com/office/drawing/2016/5/11/chartex" xmlns:cx4="http://schemas.microsoft.com/office/drawing/2016/5/10/chartex" xmlns:cx3="http://schemas.microsoft.com/office/drawing/2016/5/9/chartex" xmlns:cx2="http://schemas.microsoft.com/office/drawing/2015/10/21/chartex" xmlns:cx1="http://schemas.microsoft.com/office/drawing/2015/9/8/chartex">
             <w:pict>
               <v:rect w14:anchorId="05E3954F" id="Rectangle 826" o:spid="_x0000_s1026" style="position:absolute;margin-left:398.8pt;margin-top:86.4pt;width:20.15pt;height:15.95pt;z-index:251669504;visibility:visible;mso-wrap-style:none;mso-width-percent:0;mso-height-percent:0;mso-wrap-distance-left:9pt;mso-wrap-distance-top:0;mso-wrap-distance-right:9pt;mso-wrap-distance-bottom:0;mso-position-horizontal:absolute;mso-position-horizontal-relative:text;mso-position-vertical:absolute;mso-position-vertical-relative:text;mso-width-percent:0;mso-height-percent:0;mso-width-relative:page;mso-height-relative:page;v-text-anchor:middle" o:gfxdata="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" strokeweight=".26mm">
                 <v:stroke endcap="square"/>
@@ -2367,7 +2367,19 @@
           <w:szCs w:val="28"/>
           <w:lang w:val="fr-FR"/>
         </w:rPr>
-        <w:t>Doanh nghiệp phải đánh dấu X vào ô vuông tương ứng với khu công nghệ cao nếu nộp hồ sơ tới Ban quản lý khu công nghệ cao)</w:t>
+        <w:t>Doanh nghiệp phải đánh dấu X vào ô vuông tương ứng với khu công nghệ cao nếu nộp hồ sơ tới Ban quản lý khu công nghệ cao</w:t>
+      </w:r>
+      <w:proofErr w:type="gramStart"/>
+      <w:r>
+        <w:rPr>
+          <w:rFonts w:eastAsia="Times New Roman"/>
+          <w:i/>
+          <w:spacing w:val="-4"/>
+          <w:sz w:val="28"/>
+          <w:szCs w:val="28"/>
+          <w:lang w:val="fr-FR"/>
+        </w:rPr>
+        <w:t>)</w:t>
       </w:r>
       <w:r>
         <w:rPr>
@@ -2379,6 +2391,7 @@
         </w:rPr>
         <w:t>:</w:t>
       </w:r>
+      <w:proofErr w:type="gramEnd"/>
     </w:p>
     <w:tbl>
       <w:tblPr>
@@ -3051,6 +3064,7 @@
         </w:rPr>
         <w:t>kê khai trong trường hợp doanh nghiệp thông báo bổ sung ngành, nghề kinh doanh vào danh sách ngành, nghề kinh doanh đã đăng ký với cơ quan đăng ký kinh doanh</w:t>
       </w:r>
+      <w:proofErr w:type="gramStart"/>
       <w:r>
         <w:rPr>
           <w:sz w:val="28"/>
@@ -3063,7 +3077,15 @@
           <w:sz w:val="28"/>
           <w:szCs w:val="28"/>
         </w:rPr>
-        <w:t>Không có</w:t>
+        <w:t>Không</w:t>
+      </w:r>
+      <w:proofErr w:type="gramEnd"/>
+      <w:r>
+        <w:rPr>
+          <w:sz w:val="28"/>
+          <w:szCs w:val="28"/>
+        </w:rPr>
+        <w:t xml:space="preserve"> có</w:t>
       </w:r>
     </w:p>
     <w:p>
@@ -5020,17 +5042,1950 @@
         <w:jc w:val="both"/>
         <w:rPr>
           <w:sz w:val="28"/>
+          <w:szCs w:val="22"/>
+        </w:rPr>
+      </w:pPr>
+      <w:r>
+        <w:rPr>
+          <w:sz w:val="28"/>
+          <w:szCs w:val="22"/>
+        </w:rPr>
+        <w:t>- Trường hợp chỉ bỏ ngành, nghề kinh doanh chính mà không bổ sung thêm ngành, nghề kinh doanh mới và chọn một ngành, nghề kinh doanh khác trong số các ngành, nghề kinh doanh còn lại đã đăng ký làm ngành, nghề kinh doanh chính thì đồng thời kê khai tại mục 2, 3 nêu trên, cụ thể như sau: kê khai ngành, nghề kinh doanh bị bỏ tại mục 2; kê khai ngành, nghề kinh doanh chính mới tại mục 3.</w:t>
+      </w:r>
+    </w:p>
+    <w:p>
+      <w:pPr>
+        <w:spacing w:before="120" w:after="120" w:line="340" w:lineRule="exact"/>
+        <w:ind w:firstLine="720"/>
+        <w:jc w:val="both"/>
+        <w:rPr>
+          <w:sz w:val="28"/>
+          <w:szCs w:val="22"/>
+        </w:rPr>
+      </w:pPr>
+    </w:p>
+    <w:p>
+      <w:pPr>
+        <w:spacing w:after="240"/>
+        <w:jc w:val="center"/>
+        <w:rPr>
+          <w:bCs/>
+          <w:sz w:val="28"/>
           <w:szCs w:val="28"/>
           <w:lang w:val="fr-FR"/>
         </w:rPr>
       </w:pPr>
       <w:r>
         <w:rPr>
-          <w:sz w:val="28"/>
-          <w:szCs w:val="22"/>
-        </w:rPr>
-        <w:t>- Trường hợp chỉ bỏ ngành, nghề kinh doanh chính mà không bổ sung thêm ngành, nghề kinh doanh mới và chọn một ngành, nghề kinh doanh khác trong số các ngành, nghề kinh doanh còn lại đã đăng ký làm ngành, nghề kinh doanh chính thì đồng thời kê khai tại mục 2, 3 nêu trên, cụ thể như sau: kê khai ngành, nghề kinh doanh bị bỏ tại mục 2; kê khai ngành, nghề kinh doanh chính mới tại mục 3.</w:t>
-      </w:r>
+          <w:bCs/>
+          <w:sz w:val="28"/>
+          <w:szCs w:val="28"/>
+          <w:lang w:val="fr-FR"/>
+        </w:rPr>
+        <w:lastRenderedPageBreak/>
+        <w:t>THÔNG BÁO THAY ĐỔI THÔNG TIN ĐĂNG KÝ THUẾ</w:t>
+      </w:r>
+    </w:p>
+    <w:tbl>
+      <w:tblPr>
+        <w:tblW w:w="9101" w:type="dxa"/>
+        <w:tblInd w:w="108" w:type="dxa"/>
+        <w:tblBorders>
+          <w:top w:val="single" w:sz="4" w:space="0" w:color="auto"/>
+          <w:left w:val="single" w:sz="4" w:space="0" w:color="auto"/>
+          <w:bottom w:val="single" w:sz="4" w:space="0" w:color="auto"/>
+          <w:right w:val="single" w:sz="4" w:space="0" w:color="auto"/>
+          <w:insideH w:val="single" w:sz="4" w:space="0" w:color="auto"/>
+          <w:insideV w:val="single" w:sz="4" w:space="0" w:color="auto"/>
+        </w:tblBorders>
+        <w:tblLook w:val="00A0" w:firstRow="1" w:lastRow="0" w:firstColumn="1" w:lastColumn="0" w:noHBand="0" w:noVBand="0"/>
+      </w:tblPr>
+      <w:tblGrid>
+        <w:gridCol w:w="714"/>
+        <w:gridCol w:w="8387"/>
+      </w:tblGrid>
+      <w:tr>
+        <w:tc>
+          <w:tcPr>
+            <w:tcW w:w="714" w:type="dxa"/>
+          </w:tcPr>
+          <w:p>
+            <w:pPr>
+              <w:spacing w:before="20" w:after="20"/>
+              <w:jc w:val="center"/>
+              <w:rPr>
+                <w:sz w:val="28"/>
+                <w:szCs w:val="28"/>
+              </w:rPr>
+            </w:pPr>
+            <w:r>
+              <w:rPr>
+                <w:sz w:val="28"/>
+                <w:szCs w:val="28"/>
+              </w:rPr>
+              <w:t>STT</w:t>
+            </w:r>
+          </w:p>
+        </w:tc>
+        <w:tc>
+          <w:tcPr>
+            <w:tcW w:w="8387" w:type="dxa"/>
+          </w:tcPr>
+          <w:p>
+            <w:pPr>
+              <w:spacing w:before="20" w:after="20"/>
+              <w:ind w:firstLine="567"/>
+              <w:jc w:val="center"/>
+              <w:rPr>
+                <w:sz w:val="28"/>
+                <w:szCs w:val="28"/>
+              </w:rPr>
+            </w:pPr>
+            <w:r>
+              <w:rPr>
+                <w:sz w:val="28"/>
+                <w:szCs w:val="28"/>
+              </w:rPr>
+              <w:t>Các chỉ tiêu thông tin đăng ký thuế</w:t>
+            </w:r>
+          </w:p>
+        </w:tc>
+      </w:tr>
+      <w:tr>
+        <w:tc>
+          <w:tcPr>
+            <w:tcW w:w="714" w:type="dxa"/>
+          </w:tcPr>
+          <w:p>
+            <w:pPr>
+              <w:spacing w:before="20" w:after="20"/>
+              <w:jc w:val="center"/>
+              <w:rPr>
+                <w:sz w:val="28"/>
+                <w:szCs w:val="28"/>
+              </w:rPr>
+            </w:pPr>
+            <w:r>
+              <w:rPr>
+                <w:sz w:val="28"/>
+                <w:szCs w:val="28"/>
+              </w:rPr>
+              <w:t>1</w:t>
+            </w:r>
+          </w:p>
+        </w:tc>
+        <w:tc>
+          <w:tcPr>
+            <w:tcW w:w="8387" w:type="dxa"/>
+          </w:tcPr>
+          <w:p>
+            <w:pPr>
+              <w:widowControl w:val="0"/>
+              <w:suppressAutoHyphens/>
+              <w:spacing w:before="20" w:after="20"/>
+              <w:jc w:val="both"/>
+              <w:rPr>
+                <w:rFonts w:eastAsia="Times New Roman"/>
+                <w:sz w:val="28"/>
+                <w:szCs w:val="28"/>
+                <w:lang w:eastAsia="zh-CN"/>
+              </w:rPr>
+            </w:pPr>
+            <w:r>
+              <w:rPr>
+                <w:rFonts w:eastAsia="Times New Roman"/>
+                <w:sz w:val="28"/>
+                <w:szCs w:val="28"/>
+                <w:lang w:eastAsia="zh-CN"/>
+              </w:rPr>
+              <w:t xml:space="preserve">Thông tin về Giám đốc/Tổng giám đốc </w:t>
+            </w:r>
+            <w:r>
+              <w:rPr>
+                <w:rFonts w:eastAsia="Times New Roman"/>
+                <w:i/>
+                <w:sz w:val="28"/>
+                <w:szCs w:val="28"/>
+                <w:lang w:eastAsia="zh-CN"/>
+              </w:rPr>
+              <w:t>(</w:t>
+            </w:r>
+            <w:r>
+              <w:rPr>
+                <w:rFonts w:eastAsia="Times New Roman"/>
+                <w:i/>
+                <w:iCs/>
+                <w:sz w:val="28"/>
+                <w:szCs w:val="28"/>
+                <w:lang w:eastAsia="zh-CN"/>
+              </w:rPr>
+              <w:t>nếu có</w:t>
+            </w:r>
+            <w:r>
+              <w:rPr>
+                <w:rFonts w:eastAsia="Times New Roman"/>
+                <w:i/>
+                <w:sz w:val="28"/>
+                <w:szCs w:val="28"/>
+                <w:lang w:eastAsia="zh-CN"/>
+              </w:rPr>
+              <w:t>)</w:t>
+            </w:r>
+            <w:r>
+              <w:rPr>
+                <w:rFonts w:eastAsia="Times New Roman"/>
+                <w:sz w:val="28"/>
+                <w:szCs w:val="28"/>
+                <w:lang w:eastAsia="zh-CN"/>
+              </w:rPr>
+              <w:t>:</w:t>
+            </w:r>
+          </w:p>
+          <w:p>
+            <w:pPr>
+              <w:widowControl w:val="0"/>
+              <w:suppressAutoHyphens/>
+              <w:spacing w:before="20" w:after="20"/>
+              <w:jc w:val="both"/>
+              <w:rPr>
+                <w:rFonts w:eastAsia="Times New Roman"/>
+                <w:sz w:val="28"/>
+                <w:szCs w:val="28"/>
+                <w:lang w:eastAsia="zh-CN"/>
+              </w:rPr>
+            </w:pPr>
+            <w:r>
+              <w:rPr>
+                <w:rFonts w:eastAsia="Times New Roman"/>
+                <w:sz w:val="28"/>
+                <w:szCs w:val="28"/>
+                <w:lang w:eastAsia="zh-CN"/>
+              </w:rPr>
+              <w:t xml:space="preserve">Họ, chữ đệm và tên Giám đốc/Tổng giám đốc: </w:t>
+            </w:r>
+            <w:r>
+              <w:rPr>
+                <w:rFonts w:eastAsia="Times New Roman"/>
+                <w:sz w:val="28"/>
+                <w:szCs w:val="28"/>
+                <w:lang w:eastAsia="zh-CN"/>
+              </w:rPr>
+              <w:t>HÀ THỊ BÍCH NGOAN</w:t>
+            </w:r>
+          </w:p>
+          <w:p>
+            <w:pPr>
+              <w:widowControl w:val="0"/>
+              <w:suppressAutoHyphens/>
+              <w:spacing w:before="20" w:after="20"/>
+              <w:jc w:val="both"/>
+              <w:rPr>
+                <w:rFonts w:eastAsia="Times New Roman"/>
+                <w:sz w:val="28"/>
+                <w:szCs w:val="28"/>
+              </w:rPr>
+            </w:pPr>
+            <w:r>
+              <w:rPr>
+                <w:rFonts w:eastAsia="Times New Roman"/>
+                <w:sz w:val="28"/>
+                <w:szCs w:val="28"/>
+              </w:rPr>
+              <w:t xml:space="preserve">Ngày, tháng, năm sinh: </w:t>
+            </w:r>
+            <w:r>
+              <w:rPr>
+                <w:rFonts w:eastAsia="Times New Roman"/>
+                <w:sz w:val="28"/>
+                <w:szCs w:val="28"/>
+              </w:rPr>
+              <w:t>29/06/2007</w:t>
+            </w:r>
+          </w:p>
+          <w:p>
+            <w:pPr>
+              <w:widowControl w:val="0"/>
+              <w:suppressAutoHyphens/>
+              <w:spacing w:before="20" w:after="20"/>
+              <w:jc w:val="both"/>
+              <w:rPr>
+                <w:rFonts w:eastAsia="Times New Roman"/>
+                <w:sz w:val="28"/>
+                <w:szCs w:val="28"/>
+                <w:lang w:eastAsia="zh-CN"/>
+              </w:rPr>
+            </w:pPr>
+            <w:r>
+              <w:rPr>
+                <w:rFonts w:eastAsia="Times New Roman"/>
+                <w:sz w:val="28"/>
+                <w:szCs w:val="28"/>
+              </w:rPr>
+              <w:t>Giới tính: Nữ</w:t>
+            </w:r>
+          </w:p>
+          <w:p>
+            <w:pPr>
+              <w:widowControl w:val="0"/>
+              <w:suppressAutoHyphens/>
+              <w:spacing w:before="20" w:after="20"/>
+              <w:jc w:val="both"/>
+              <w:rPr>
+                <w:rFonts w:eastAsia="Times New Roman"/>
+                <w:sz w:val="28"/>
+                <w:szCs w:val="28"/>
+                <w:lang w:val="pt-BR" w:eastAsia="zh-CN"/>
+              </w:rPr>
+            </w:pPr>
+            <w:r>
+              <w:rPr>
+                <w:rFonts w:eastAsia="Times New Roman"/>
+                <w:sz w:val="28"/>
+                <w:szCs w:val="28"/>
+                <w:lang w:val="pt-BR" w:eastAsia="zh-CN"/>
+              </w:rPr>
+              <w:t xml:space="preserve">Số định danh cá nhân: </w:t>
+            </w:r>
+            <w:r>
+              <w:rPr>
+                <w:rFonts w:eastAsia="Times New Roman"/>
+                <w:sz w:val="28"/>
+                <w:szCs w:val="28"/>
+                <w:lang w:val="pt-BR" w:eastAsia="zh-CN"/>
+              </w:rPr>
+              <w:t>089307007040</w:t>
+            </w:r>
+          </w:p>
+          <w:p>
+            <w:pPr>
+              <w:spacing w:before="20" w:after="20"/>
+              <w:rPr>
+                <w:sz w:val="28"/>
+                <w:szCs w:val="28"/>
+              </w:rPr>
+            </w:pPr>
+            <w:r>
+              <w:rPr>
+                <w:rFonts w:eastAsia="Times New Roman"/>
+                <w:sz w:val="28"/>
+                <w:szCs w:val="28"/>
+                <w:lang w:eastAsia="zh-CN"/>
+              </w:rPr>
+              <w:t>Điện thoại:</w:t>
+            </w:r>
+            <w:r>
+              <w:t xml:space="preserve"> </w:t>
+            </w:r>
+          </w:p>
+        </w:tc>
+      </w:tr>
+      <w:tr>
+        <w:tc>
+          <w:tcPr>
+            <w:tcW w:w="714" w:type="dxa"/>
+          </w:tcPr>
+          <w:p>
+            <w:pPr>
+              <w:spacing w:before="20" w:after="20"/>
+              <w:jc w:val="center"/>
+              <w:rPr>
+                <w:sz w:val="28"/>
+                <w:szCs w:val="28"/>
+              </w:rPr>
+            </w:pPr>
+            <w:r>
+              <w:rPr>
+                <w:sz w:val="28"/>
+                <w:szCs w:val="28"/>
+              </w:rPr>
+              <w:t>2</w:t>
+            </w:r>
+          </w:p>
+        </w:tc>
+        <w:tc>
+          <w:tcPr>
+            <w:tcW w:w="8387" w:type="dxa"/>
+          </w:tcPr>
+          <w:p>
+            <w:pPr>
+              <w:spacing w:before="20" w:after="20"/>
+              <w:jc w:val="both"/>
+              <w:rPr>
+                <w:sz w:val="28"/>
+                <w:szCs w:val="28"/>
+              </w:rPr>
+            </w:pPr>
+            <w:r>
+              <w:rPr>
+                <w:sz w:val="28"/>
+                <w:szCs w:val="28"/>
+              </w:rPr>
+              <w:t>Thông tin về Kế toán trưởng/Phụ trách kế toán (</w:t>
+            </w:r>
+            <w:r>
+              <w:rPr>
+                <w:i/>
+                <w:iCs/>
+                <w:sz w:val="28"/>
+                <w:szCs w:val="28"/>
+              </w:rPr>
+              <w:t>nếu có</w:t>
+            </w:r>
+            <w:r>
+              <w:rPr>
+                <w:sz w:val="28"/>
+                <w:szCs w:val="28"/>
+              </w:rPr>
+              <w:t>)</w:t>
+            </w:r>
+            <w:r>
+              <w:rPr>
+                <w:sz w:val="28"/>
+                <w:szCs w:val="28"/>
+                <w:vertAlign w:val="superscript"/>
+              </w:rPr>
+              <w:footnoteReference w:customMarkFollows="1" w:id="3"/>
+              <w:t>1</w:t>
+            </w:r>
+            <w:r>
+              <w:rPr>
+                <w:sz w:val="28"/>
+                <w:szCs w:val="28"/>
+              </w:rPr>
+              <w:t>:</w:t>
+            </w:r>
+          </w:p>
+          <w:p>
+            <w:pPr>
+              <w:widowControl w:val="0"/>
+              <w:suppressAutoHyphens/>
+              <w:spacing w:before="20" w:after="20"/>
+              <w:jc w:val="both"/>
+              <w:rPr>
+                <w:rFonts w:eastAsia="Times New Roman"/>
+                <w:sz w:val="28"/>
+                <w:szCs w:val="28"/>
+                <w:lang w:eastAsia="zh-CN"/>
+              </w:rPr>
+            </w:pPr>
+            <w:r>
+              <w:rPr>
+                <w:rFonts w:eastAsia="Times New Roman"/>
+                <w:sz w:val="28"/>
+                <w:szCs w:val="28"/>
+                <w:lang w:eastAsia="zh-CN"/>
+              </w:rPr>
+              <w:t xml:space="preserve">Họ, chữ đệm và tên Kế toán trưởng/Phụ trách kế </w:t>
+            </w:r>
+            <w:proofErr w:type="gramStart"/>
+            <w:r>
+              <w:rPr>
+                <w:rFonts w:eastAsia="Times New Roman"/>
+                <w:sz w:val="28"/>
+                <w:szCs w:val="28"/>
+                <w:lang w:eastAsia="zh-CN"/>
+              </w:rPr>
+              <w:t>toán:................................</w:t>
+            </w:r>
+            <w:proofErr w:type="gramEnd"/>
+          </w:p>
+          <w:p>
+            <w:pPr>
+              <w:widowControl w:val="0"/>
+              <w:suppressAutoHyphens/>
+              <w:spacing w:before="20" w:after="20"/>
+              <w:jc w:val="both"/>
+              <w:rPr>
+                <w:rFonts w:eastAsia="Times New Roman"/>
+                <w:sz w:val="28"/>
+                <w:szCs w:val="28"/>
+              </w:rPr>
+            </w:pPr>
+            <w:r>
+              <w:rPr>
+                <w:rFonts w:eastAsia="Times New Roman"/>
+                <w:sz w:val="28"/>
+                <w:szCs w:val="28"/>
+              </w:rPr>
+              <w:t>Ngày, tháng, năm sinh: ……/……/……</w:t>
+            </w:r>
+          </w:p>
+          <w:p>
+            <w:pPr>
+              <w:widowControl w:val="0"/>
+              <w:suppressAutoHyphens/>
+              <w:spacing w:before="20" w:after="20"/>
+              <w:jc w:val="both"/>
+              <w:rPr>
+                <w:rFonts w:eastAsia="Times New Roman"/>
+                <w:sz w:val="28"/>
+                <w:szCs w:val="28"/>
+                <w:lang w:eastAsia="zh-CN"/>
+              </w:rPr>
+            </w:pPr>
+            <w:r>
+              <w:rPr>
+                <w:rFonts w:eastAsia="Times New Roman"/>
+                <w:sz w:val="28"/>
+                <w:szCs w:val="28"/>
+              </w:rPr>
+              <w:t>Giới tính: ………………</w:t>
+            </w:r>
+          </w:p>
+          <w:p>
+            <w:pPr>
+              <w:widowControl w:val="0"/>
+              <w:suppressAutoHyphens/>
+              <w:spacing w:before="20" w:after="20"/>
+              <w:jc w:val="both"/>
+              <w:rPr>
+                <w:rFonts w:eastAsia="Times New Roman"/>
+                <w:sz w:val="28"/>
+                <w:szCs w:val="28"/>
+                <w:lang w:val="pt-BR" w:eastAsia="zh-CN"/>
+              </w:rPr>
+            </w:pPr>
+            <w:r>
+              <w:rPr>
+                <w:rFonts w:eastAsia="Times New Roman"/>
+                <w:sz w:val="28"/>
+                <w:szCs w:val="28"/>
+                <w:lang w:val="pt-BR" w:eastAsia="zh-CN"/>
+              </w:rPr>
+              <w:t>Số định danh cá nhân: .................................................................................</w:t>
+            </w:r>
+          </w:p>
+          <w:p>
+            <w:pPr>
+              <w:spacing w:before="20" w:after="20"/>
+              <w:jc w:val="both"/>
+              <w:rPr>
+                <w:sz w:val="28"/>
+                <w:szCs w:val="28"/>
+              </w:rPr>
+            </w:pPr>
+            <w:r>
+              <w:rPr>
+                <w:rFonts w:eastAsia="Times New Roman"/>
+                <w:sz w:val="28"/>
+                <w:szCs w:val="28"/>
+                <w:lang w:eastAsia="zh-CN"/>
+              </w:rPr>
+              <w:t>Điện thoại:...................................................................................................</w:t>
+            </w:r>
+          </w:p>
+        </w:tc>
+      </w:tr>
+      <w:tr>
+        <w:tc>
+          <w:tcPr>
+            <w:tcW w:w="714" w:type="dxa"/>
+          </w:tcPr>
+          <w:p>
+            <w:pPr>
+              <w:spacing w:before="20" w:after="20"/>
+              <w:jc w:val="center"/>
+              <w:rPr>
+                <w:sz w:val="28"/>
+                <w:szCs w:val="28"/>
+              </w:rPr>
+            </w:pPr>
+            <w:r>
+              <w:rPr>
+                <w:sz w:val="28"/>
+                <w:szCs w:val="28"/>
+              </w:rPr>
+              <w:t>3</w:t>
+            </w:r>
+          </w:p>
+        </w:tc>
+        <w:tc>
+          <w:tcPr>
+            <w:tcW w:w="8387" w:type="dxa"/>
+          </w:tcPr>
+          <w:p>
+            <w:pPr>
+              <w:spacing w:before="20" w:after="20"/>
+              <w:rPr>
+                <w:sz w:val="28"/>
+                <w:szCs w:val="28"/>
+              </w:rPr>
+            </w:pPr>
+            <w:r>
+              <w:rPr>
+                <w:sz w:val="28"/>
+                <w:szCs w:val="28"/>
+              </w:rPr>
+              <w:t>Địa chỉ nhận thông báo thuế:</w:t>
+            </w:r>
+          </w:p>
+          <w:p>
+            <w:pPr>
+              <w:spacing w:before="20" w:after="20"/>
+              <w:rPr>
+                <w:sz w:val="28"/>
+                <w:szCs w:val="28"/>
+              </w:rPr>
+            </w:pPr>
+            <w:r>
+              <w:rPr>
+                <w:spacing w:val="-8"/>
+                <w:sz w:val="28"/>
+                <w:szCs w:val="28"/>
+              </w:rPr>
+              <w:t xml:space="preserve">Số nhà/phòng, ngách/hẻm, ngõ/kiệt, đường/phố/đại lộ, tổ/xóm/ấp/thôn: </w:t>
+            </w:r>
+            <w:r>
+              <w:rPr>
+                <w:sz w:val="26"/>
+                <w:szCs w:val="26"/>
+              </w:rPr>
+              <w:t>Số 75, đường Nguyễn Văn Linh, Khu phố Phú Tân 2</w:t>
+            </w:r>
+          </w:p>
+          <w:p>
+            <w:pPr>
+              <w:spacing w:before="20" w:after="20"/>
+              <w:rPr>
+                <w:sz w:val="28"/>
+                <w:szCs w:val="28"/>
+              </w:rPr>
+            </w:pPr>
+            <w:r>
+              <w:rPr>
+                <w:sz w:val="28"/>
+                <w:szCs w:val="28"/>
+              </w:rPr>
+              <w:t xml:space="preserve">Xã/Phường/Đặc khu: </w:t>
+            </w:r>
+            <w:r>
+              <w:rPr>
+                <w:sz w:val="26"/>
+                <w:szCs w:val="26"/>
+              </w:rPr>
+              <w:t>Phường Bình Dương</w:t>
+            </w:r>
+          </w:p>
+          <w:p>
+            <w:pPr>
+              <w:spacing w:before="20" w:after="20"/>
+              <w:rPr>
+                <w:sz w:val="28"/>
+                <w:szCs w:val="28"/>
+              </w:rPr>
+            </w:pPr>
+            <w:r>
+              <w:rPr>
+                <w:sz w:val="28"/>
+                <w:szCs w:val="28"/>
+              </w:rPr>
+              <w:t>Tỉnh/Thành phố trực thuộc trung ương: Thành phố Hồ Chí Minh</w:t>
+            </w:r>
+          </w:p>
+          <w:p>
+            <w:pPr>
+              <w:tabs>
+                <w:tab w:val="center" w:pos="4680"/>
+                <w:tab w:val="right" w:pos="9360"/>
+              </w:tabs>
+              <w:suppressAutoHyphens/>
+              <w:spacing w:before="20" w:after="20"/>
+              <w:jc w:val="both"/>
+              <w:rPr>
+                <w:rFonts w:eastAsia="Times New Roman"/>
+                <w:sz w:val="28"/>
+                <w:szCs w:val="28"/>
+                <w:lang w:eastAsia="zh-CN"/>
+              </w:rPr>
+            </w:pPr>
+            <w:r>
+              <w:rPr>
+                <w:rFonts w:eastAsia="Times New Roman"/>
+                <w:sz w:val="28"/>
+                <w:szCs w:val="28"/>
+                <w:lang w:eastAsia="zh-CN"/>
+              </w:rPr>
+              <w:t>Điện thoại (nếu có):</w:t>
+            </w:r>
+            <w:r>
+              <w:t xml:space="preserve"> </w:t>
+            </w:r>
+            <w:r>
+              <w:rPr>
+                <w:rFonts w:eastAsia="Times New Roman"/>
+                <w:sz w:val="28"/>
+                <w:szCs w:val="28"/>
+                <w:lang w:eastAsia="zh-CN"/>
+              </w:rPr>
+              <w:t xml:space="preserve"> </w:t>
+            </w:r>
+            <w:r>
+              <w:rPr>
+                <w:rFonts w:eastAsia="Times New Roman"/>
+                <w:sz w:val="28"/>
+                <w:szCs w:val="28"/>
+                <w:lang w:eastAsia="zh-CN"/>
+              </w:rPr>
+              <w:t>0862193543</w:t>
+            </w:r>
+            <w:r>
+              <w:rPr>
+                <w:rFonts w:eastAsia="Times New Roman"/>
+                <w:sz w:val="28"/>
+                <w:szCs w:val="28"/>
+                <w:lang w:eastAsia="zh-CN"/>
+              </w:rPr>
+              <w:t xml:space="preserve"> Số fax (nếu có):</w:t>
+            </w:r>
+          </w:p>
+          <w:p>
+            <w:pPr>
+              <w:spacing w:before="20" w:after="20"/>
+              <w:rPr>
+                <w:sz w:val="28"/>
+                <w:szCs w:val="28"/>
+              </w:rPr>
+            </w:pPr>
+            <w:r>
+              <w:rPr>
+                <w:rFonts w:eastAsia="Times New Roman"/>
+                <w:sz w:val="28"/>
+                <w:szCs w:val="28"/>
+                <w:lang w:eastAsia="zh-CN"/>
+              </w:rPr>
+              <w:t xml:space="preserve">Thư điện tử (nếu có): </w:t>
+            </w:r>
+          </w:p>
+        </w:tc>
+      </w:tr>
+      <w:tr>
+        <w:tc>
+          <w:tcPr>
+            <w:tcW w:w="714" w:type="dxa"/>
+          </w:tcPr>
+          <w:p>
+            <w:pPr>
+              <w:spacing w:before="20" w:after="20"/>
+              <w:jc w:val="center"/>
+              <w:rPr>
+                <w:rFonts w:eastAsia="Times New Roman"/>
+                <w:sz w:val="28"/>
+                <w:szCs w:val="28"/>
+                <w:vertAlign w:val="superscript"/>
+                <w:lang w:eastAsia="zh-CN"/>
+              </w:rPr>
+            </w:pPr>
+            <w:r>
+              <w:rPr>
+                <w:sz w:val="28"/>
+                <w:szCs w:val="28"/>
+              </w:rPr>
+              <w:t>4</w:t>
+            </w:r>
+          </w:p>
+        </w:tc>
+        <w:tc>
+          <w:tcPr>
+            <w:tcW w:w="8387" w:type="dxa"/>
+            <w:vAlign w:val="center"/>
+          </w:tcPr>
+          <w:p>
+            <w:pPr>
+              <w:spacing w:before="20" w:after="20"/>
+              <w:rPr>
+                <w:sz w:val="28"/>
+                <w:szCs w:val="28"/>
+              </w:rPr>
+            </w:pPr>
+            <w:r>
+              <w:rPr>
+                <w:rFonts w:eastAsia="Times New Roman"/>
+                <w:sz w:val="28"/>
+                <w:szCs w:val="28"/>
+                <w:lang w:eastAsia="zh-CN"/>
+              </w:rPr>
+              <w:t>Ngày bắt đầu hoạt động</w:t>
+            </w:r>
+            <w:r>
+              <w:rPr>
+                <w:rFonts w:eastAsia="Times New Roman"/>
+                <w:sz w:val="28"/>
+                <w:szCs w:val="28"/>
+                <w:vertAlign w:val="superscript"/>
+                <w:lang w:eastAsia="zh-CN"/>
+              </w:rPr>
+              <w:footnoteReference w:customMarkFollows="1" w:id="4"/>
+              <w:t>2</w:t>
+            </w:r>
+            <w:r>
+              <w:rPr>
+                <w:rFonts w:eastAsia="Times New Roman"/>
+                <w:sz w:val="28"/>
+                <w:szCs w:val="28"/>
+                <w:lang w:eastAsia="zh-CN"/>
+              </w:rPr>
+              <w:t>: …../…../…….</w:t>
+            </w:r>
+          </w:p>
+        </w:tc>
+      </w:tr>
+      <w:tr>
+        <w:tc>
+          <w:tcPr>
+            <w:tcW w:w="714" w:type="dxa"/>
+          </w:tcPr>
+          <w:p>
+            <w:pPr>
+              <w:spacing w:before="20" w:after="20"/>
+              <w:jc w:val="center"/>
+              <w:rPr>
+                <w:sz w:val="28"/>
+                <w:szCs w:val="28"/>
+              </w:rPr>
+            </w:pPr>
+            <w:r>
+              <w:rPr>
+                <w:sz w:val="28"/>
+                <w:szCs w:val="28"/>
+              </w:rPr>
+              <w:t>5</w:t>
+            </w:r>
+          </w:p>
+        </w:tc>
+        <w:tc>
+          <w:tcPr>
+            <w:tcW w:w="8387" w:type="dxa"/>
+            <w:vAlign w:val="center"/>
+          </w:tcPr>
+          <w:p>
+            <w:pPr>
+              <w:suppressAutoHyphens/>
+              <w:spacing w:before="20" w:after="20"/>
+              <w:jc w:val="both"/>
+              <w:rPr>
+                <w:rFonts w:eastAsia="Times New Roman"/>
+                <w:sz w:val="28"/>
+                <w:szCs w:val="28"/>
+                <w:lang w:eastAsia="zh-CN"/>
+              </w:rPr>
+            </w:pPr>
+            <w:r>
+              <w:rPr>
+                <w:rFonts w:eastAsia="Times New Roman"/>
+                <w:sz w:val="28"/>
+                <w:szCs w:val="28"/>
+                <w:lang w:eastAsia="zh-CN"/>
+              </w:rPr>
+              <w:t>Hình thức hạch toán (</w:t>
+            </w:r>
+            <w:r>
+              <w:rPr>
+                <w:rFonts w:eastAsia="Times New Roman"/>
+                <w:i/>
+                <w:iCs/>
+                <w:sz w:val="28"/>
+                <w:szCs w:val="28"/>
+                <w:lang w:eastAsia="zh-CN"/>
+              </w:rPr>
+              <w:t>Đánh dấuvào một trong hai ô “Hạch toán độc lập” hoặc “Hạch toán phụ thuộc”. Trường hợp chọn ô “Hạch toán độc lập” mà thuộc đối tượng phải lập và gửi báo cáo tài chính hợp nhất cho cơ quan có thẩm quyền theo quy định thì chọn thêm ô “Có báo cáo tài chính hợp nhất”</w:t>
+            </w:r>
+            <w:r>
+              <w:rPr>
+                <w:rFonts w:eastAsia="Times New Roman"/>
+                <w:sz w:val="28"/>
+                <w:szCs w:val="28"/>
+                <w:lang w:eastAsia="zh-CN"/>
+              </w:rPr>
+              <w:t xml:space="preserve">): </w:t>
+            </w:r>
+          </w:p>
+          <w:tbl>
+            <w:tblPr>
+              <w:tblW w:w="7341" w:type="dxa"/>
+              <w:tblInd w:w="179" w:type="dxa"/>
+              <w:tblLook w:val="0000" w:firstRow="0" w:lastRow="0" w:firstColumn="0" w:lastColumn="0" w:noHBand="0" w:noVBand="0"/>
+            </w:tblPr>
+            <w:tblGrid>
+              <w:gridCol w:w="2583"/>
+              <w:gridCol w:w="567"/>
+              <w:gridCol w:w="393"/>
+              <w:gridCol w:w="3798"/>
+            </w:tblGrid>
+            <w:tr>
+              <w:tc>
+                <w:tcPr>
+                  <w:tcW w:w="2583" w:type="dxa"/>
+                </w:tcPr>
+                <w:p>
+                  <w:pPr>
+                    <w:suppressAutoHyphens/>
+                    <w:spacing w:before="20" w:after="20"/>
+                    <w:jc w:val="both"/>
+                    <w:rPr>
+                      <w:rFonts w:eastAsia="Times New Roman"/>
+                      <w:sz w:val="28"/>
+                      <w:szCs w:val="28"/>
+                      <w:lang w:eastAsia="zh-CN"/>
+                    </w:rPr>
+                  </w:pPr>
+                  <w:r>
+                    <w:rPr>
+                      <w:rFonts w:eastAsia="Times New Roman"/>
+                      <w:sz w:val="28"/>
+                      <w:szCs w:val="28"/>
+                      <w:lang w:eastAsia="zh-CN"/>
+                    </w:rPr>
+                    <w:t>Hạch toán độc lập</w:t>
+                  </w:r>
+                </w:p>
+              </w:tc>
+              <w:tc>
+                <w:tcPr>
+                  <w:tcW w:w="567" w:type="dxa"/>
+                </w:tcPr>
+                <w:p>
+                  <w:pPr>
+                    <w:suppressAutoHyphens/>
+                    <w:snapToGrid w:val="0"/>
+                    <w:jc w:val="center"/>
+                    <w:rPr>
+                      <w:rFonts w:eastAsia="Times New Roman"/>
+                      <w:sz w:val="28"/>
+                      <w:szCs w:val="28"/>
+                    </w:rPr>
+                  </w:pPr>
+                  <w:r>
+                    <w:rPr>
+                      <w:rFonts w:ascii="Segoe UI Symbol" w:hAnsi="Segoe UI Symbol" w:cs="Segoe UI Symbol"/>
+                      <w:sz w:val="26"/>
+                    </w:rPr>
+                    <w:t>☒</w:t>
+                  </w:r>
+                </w:p>
+              </w:tc>
+              <w:tc>
+                <w:tcPr>
+                  <w:tcW w:w="393" w:type="dxa"/>
+                </w:tcPr>
+                <w:p>
+                  <w:pPr>
+                    <w:suppressAutoHyphens/>
+                    <w:snapToGrid w:val="0"/>
+                    <w:spacing w:before="20" w:after="20"/>
+                    <w:rPr>
+                      <w:rFonts w:eastAsia="Times New Roman"/>
+                      <w:noProof/>
+                      <w:sz w:val="28"/>
+                      <w:szCs w:val="28"/>
+                    </w:rPr>
+                  </w:pPr>
+                </w:p>
+              </w:tc>
+              <w:tc>
+                <w:tcPr>
+                  <w:tcW w:w="3798" w:type="dxa"/>
+                </w:tcPr>
+                <w:p>
+                  <w:pPr>
+                    <w:suppressAutoHyphens/>
+                    <w:snapToGrid w:val="0"/>
+                    <w:spacing w:before="20" w:after="20"/>
+                    <w:rPr>
+                      <w:noProof/>
+                    </w:rPr>
+                  </w:pPr>
+                  <w:r>
+                    <w:rPr>
+                      <w:rFonts w:eastAsia="Times New Roman"/>
+                      <w:noProof/>
+                      <w:sz w:val="28"/>
+                      <w:szCs w:val="28"/>
+                    </w:rPr>
+                    <mc:AlternateContent>
+                      <mc:Choice Requires="wps">
+                        <w:drawing>
+                          <wp:anchor distT="0" distB="0" distL="114300" distR="114300" simplePos="0" relativeHeight="251679744" behindDoc="0" locked="0" layoutInCell="1" allowOverlap="1" wp14:anchorId="01F45DFD" wp14:editId="16C6529C">
+                            <wp:simplePos x="0" y="0"/>
+                            <wp:positionH relativeFrom="column">
+                              <wp:posOffset>2234565</wp:posOffset>
+                            </wp:positionH>
+                            <wp:positionV relativeFrom="paragraph">
+                              <wp:posOffset>16510</wp:posOffset>
+                            </wp:positionV>
+                            <wp:extent cx="288925" cy="235585"/>
+                            <wp:effectExtent l="0" t="0" r="0" b="0"/>
+                            <wp:wrapNone/>
+                            <wp:docPr id="1028132588" name="Rectangle 33"/>
+                            <wp:cNvGraphicFramePr>
+                              <a:graphicFrameLocks xmlns:a="http://schemas.openxmlformats.org/drawingml/2006/main"/>
+                            </wp:cNvGraphicFramePr>
+                            <a:graphic xmlns:a="http://schemas.openxmlformats.org/drawingml/2006/main">
+                              <a:graphicData uri="http://schemas.microsoft.com/office/word/2010/wordprocessingShape">
+                                <wps:wsp>
+                                  <wps:cNvSpPr>
+                                    <a:spLocks noChangeArrowheads="1"/>
+                                  </wps:cNvSpPr>
+                                  <wps:spPr bwMode="auto">
+                                    <a:xfrm>
+                                      <a:off x="0" y="0"/>
+                                      <a:ext cx="288925" cy="235585"/>
+                                    </a:xfrm>
+                                    <a:prstGeom prst="rect">
+                                      <a:avLst/>
+                                    </a:prstGeom>
+                                    <a:solidFill>
+                                      <a:srgbClr val="FFFFFF"/>
+                                    </a:solidFill>
+                                    <a:ln w="9360" cap="sq">
+                                      <a:solidFill>
+                                        <a:srgbClr val="000000"/>
+                                      </a:solidFill>
+                                      <a:miter lim="800000"/>
+                                      <a:headEnd/>
+                                      <a:tailEnd/>
+                                    </a:ln>
+                                  </wps:spPr>
+                                  <wps:bodyPr rot="0" vert="horz" wrap="none" lIns="91440" tIns="45720" rIns="91440" bIns="45720" anchor="ctr" anchorCtr="0" upright="1">
+                                    <a:noAutofit/>
+                                  </wps:bodyPr>
+                                </wps:wsp>
+                              </a:graphicData>
+                            </a:graphic>
+                            <wp14:sizeRelH relativeFrom="page">
+                              <wp14:pctWidth>0</wp14:pctWidth>
+                            </wp14:sizeRelH>
+                            <wp14:sizeRelV relativeFrom="page">
+                              <wp14:pctHeight>0</wp14:pctHeight>
+                            </wp14:sizeRelV>
+                          </wp:anchor>
+                        </w:drawing>
+                      </mc:Choice>
+                      <mc:Fallback>
+                        <w:pict>
+                          <v:rect w14:anchorId="7AA9F100" id="Rectangle 33" o:spid="_x0000_s1026" style="position:absolute;margin-left:175.95pt;margin-top:1.3pt;width:22.75pt;height:18.55pt;z-index:251679744;visibility:visible;mso-wrap-style:none;mso-width-percent:0;mso-height-percent:0;mso-wrap-distance-left:9pt;mso-wrap-distance-top:0;mso-wrap-distance-right:9pt;mso-wrap-distance-bottom:0;mso-position-horizontal:absolute;mso-position-horizontal-relative:text;mso-position-vertical:absolute;mso-position-vertical-relative:text;mso-width-percent:0;mso-height-percent:0;mso-width-relative:page;mso-height-relative:page;v-text-anchor:middle" o:gfxdata="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" strokeweight=".26mm">
+                            <v:stroke endcap="square"/>
+                          </v:rect>
+                        </w:pict>
+                      </mc:Fallback>
+                    </mc:AlternateContent>
+                  </w:r>
+                  <w:r>
+                    <w:rPr>
+                      <w:rFonts w:eastAsia="Times New Roman"/>
+                      <w:sz w:val="28"/>
+                      <w:szCs w:val="28"/>
+                      <w:lang w:eastAsia="zh-CN"/>
+                    </w:rPr>
+                    <w:t>Có báo cáo tài chính hợp nhất</w:t>
+                  </w:r>
+                </w:p>
+              </w:tc>
+            </w:tr>
+            <w:tr>
+              <w:trPr>
+                <w:trHeight w:val="563"/>
+              </w:trPr>
+              <w:tc>
+                <w:tcPr>
+                  <w:tcW w:w="2583" w:type="dxa"/>
+                </w:tcPr>
+                <w:p>
+                  <w:pPr>
+                    <w:suppressAutoHyphens/>
+                    <w:spacing w:before="20" w:after="20"/>
+                    <w:jc w:val="both"/>
+                    <w:rPr>
+                      <w:rFonts w:eastAsia="Times New Roman"/>
+                      <w:sz w:val="28"/>
+                      <w:szCs w:val="28"/>
+                      <w:lang w:eastAsia="zh-CN"/>
+                    </w:rPr>
+                  </w:pPr>
+                  <w:r>
+                    <w:rPr>
+                      <w:rFonts w:eastAsia="Times New Roman"/>
+                      <w:sz w:val="28"/>
+                      <w:szCs w:val="28"/>
+                      <w:lang w:eastAsia="zh-CN"/>
+                    </w:rPr>
+                    <w:t>Hạch toán phụ thuộc</w:t>
+                  </w:r>
+                </w:p>
+              </w:tc>
+              <w:tc>
+                <w:tcPr>
+                  <w:tcW w:w="567" w:type="dxa"/>
+                </w:tcPr>
+                <w:p>
+                  <w:pPr>
+                    <w:suppressAutoHyphens/>
+                    <w:snapToGrid w:val="0"/>
+                    <w:jc w:val="center"/>
+                    <w:rPr>
+                      <w:rFonts w:eastAsia="Times New Roman"/>
+                      <w:sz w:val="28"/>
+                      <w:szCs w:val="28"/>
+                    </w:rPr>
+                  </w:pPr>
+                  <w:r>
+                    <w:rPr>
+                      <w:rFonts w:ascii="Segoe UI Symbol" w:hAnsi="Segoe UI Symbol" w:cs="Segoe UI Symbol"/>
+                      <w:sz w:val="26"/>
+                    </w:rPr>
+                    <w:t>☐</w:t>
+                  </w:r>
+                </w:p>
+              </w:tc>
+              <w:tc>
+                <w:tcPr>
+                  <w:tcW w:w="393" w:type="dxa"/>
+                </w:tcPr>
+                <w:p>
+                  <w:pPr>
+                    <w:suppressAutoHyphens/>
+                    <w:snapToGrid w:val="0"/>
+                    <w:spacing w:before="20" w:after="20"/>
+                    <w:jc w:val="both"/>
+                    <w:rPr>
+                      <w:noProof/>
+                    </w:rPr>
+                  </w:pPr>
+                </w:p>
+              </w:tc>
+              <w:tc>
+                <w:tcPr>
+                  <w:tcW w:w="3798" w:type="dxa"/>
+                </w:tcPr>
+                <w:p>
+                  <w:pPr>
+                    <w:suppressAutoHyphens/>
+                    <w:snapToGrid w:val="0"/>
+                    <w:spacing w:before="20" w:after="20"/>
+                    <w:jc w:val="both"/>
+                    <w:rPr>
+                      <w:noProof/>
+                    </w:rPr>
+                  </w:pPr>
+                </w:p>
+              </w:tc>
+            </w:tr>
+          </w:tbl>
+          <w:p>
+            <w:pPr>
+              <w:spacing w:before="20" w:after="20"/>
+              <w:rPr>
+                <w:sz w:val="28"/>
+                <w:szCs w:val="28"/>
+              </w:rPr>
+            </w:pPr>
+          </w:p>
+        </w:tc>
+      </w:tr>
+      <w:tr>
+        <w:tc>
+          <w:tcPr>
+            <w:tcW w:w="714" w:type="dxa"/>
+          </w:tcPr>
+          <w:p>
+            <w:pPr>
+              <w:spacing w:before="20" w:after="20"/>
+              <w:jc w:val="center"/>
+              <w:rPr>
+                <w:sz w:val="28"/>
+                <w:szCs w:val="28"/>
+              </w:rPr>
+            </w:pPr>
+            <w:r>
+              <w:rPr>
+                <w:sz w:val="28"/>
+                <w:szCs w:val="28"/>
+              </w:rPr>
+              <w:t>6</w:t>
+            </w:r>
+          </w:p>
+        </w:tc>
+        <w:tc>
+          <w:tcPr>
+            <w:tcW w:w="8387" w:type="dxa"/>
+          </w:tcPr>
+          <w:p>
+            <w:pPr>
+              <w:spacing w:before="20" w:after="20"/>
+              <w:rPr>
+                <w:sz w:val="28"/>
+                <w:szCs w:val="28"/>
+              </w:rPr>
+            </w:pPr>
+            <w:r>
+              <w:rPr>
+                <w:sz w:val="28"/>
+                <w:szCs w:val="28"/>
+              </w:rPr>
+              <w:t>Năm tài chính:</w:t>
+            </w:r>
+          </w:p>
+          <w:p>
+            <w:pPr>
+              <w:spacing w:before="20" w:after="20"/>
+              <w:rPr>
+                <w:sz w:val="28"/>
+                <w:szCs w:val="28"/>
+              </w:rPr>
+            </w:pPr>
+            <w:r>
+              <w:rPr>
+                <w:sz w:val="28"/>
+                <w:szCs w:val="28"/>
+              </w:rPr>
+              <w:t>Áp dụng từ ngày 01/01 đến ngày 31/12.</w:t>
+            </w:r>
+            <w:r>
+              <w:rPr>
+                <w:sz w:val="28"/>
+                <w:szCs w:val="28"/>
+                <w:vertAlign w:val="superscript"/>
+              </w:rPr>
+              <w:footnoteReference w:customMarkFollows="1" w:id="5"/>
+              <w:t>3</w:t>
+            </w:r>
+          </w:p>
+          <w:p>
+            <w:pPr>
+              <w:spacing w:before="20" w:after="20"/>
+              <w:rPr>
+                <w:i/>
+                <w:sz w:val="28"/>
+                <w:szCs w:val="28"/>
+              </w:rPr>
+            </w:pPr>
+            <w:r>
+              <w:rPr>
+                <w:sz w:val="28"/>
+                <w:szCs w:val="28"/>
+              </w:rPr>
+              <w:t>(</w:t>
+            </w:r>
+            <w:r>
+              <w:rPr>
+                <w:i/>
+                <w:sz w:val="28"/>
+                <w:szCs w:val="28"/>
+              </w:rPr>
+              <w:t>Ghi ngày, tháng bắt đầu và kết thúc niên độ kế toán</w:t>
+            </w:r>
+            <w:r>
+              <w:rPr>
+                <w:sz w:val="28"/>
+                <w:szCs w:val="28"/>
+              </w:rPr>
+              <w:t>)</w:t>
+            </w:r>
+          </w:p>
+        </w:tc>
+      </w:tr>
+      <w:tr>
+        <w:tc>
+          <w:tcPr>
+            <w:tcW w:w="714" w:type="dxa"/>
+          </w:tcPr>
+          <w:p>
+            <w:pPr>
+              <w:spacing w:before="20" w:after="20"/>
+              <w:jc w:val="center"/>
+              <w:rPr>
+                <w:sz w:val="28"/>
+                <w:szCs w:val="28"/>
+              </w:rPr>
+            </w:pPr>
+            <w:r>
+              <w:rPr>
+                <w:sz w:val="28"/>
+                <w:szCs w:val="28"/>
+              </w:rPr>
+              <w:t>7</w:t>
+            </w:r>
+          </w:p>
+        </w:tc>
+        <w:tc>
+          <w:tcPr>
+            <w:tcW w:w="8387" w:type="dxa"/>
+          </w:tcPr>
+          <w:p>
+            <w:pPr>
+              <w:spacing w:before="20" w:after="20"/>
+              <w:rPr>
+                <w:sz w:val="28"/>
+                <w:szCs w:val="28"/>
+              </w:rPr>
+            </w:pPr>
+            <w:r>
+              <w:rPr>
+                <w:sz w:val="28"/>
+                <w:szCs w:val="28"/>
+              </w:rPr>
+              <w:t xml:space="preserve">Tổng số lao động: </w:t>
+            </w:r>
+            <w:r>
+              <w:rPr>
+                <w:sz w:val="28"/>
+                <w:szCs w:val="28"/>
+              </w:rPr>
+              <w:t>10</w:t>
+            </w:r>
+            <w:bookmarkStart w:id="5" w:name="_GoBack"/>
+            <w:bookmarkEnd w:id="5"/>
+          </w:p>
+        </w:tc>
+      </w:tr>
+      <w:tr>
+        <w:trPr>
+          <w:cantSplit/>
+        </w:trPr>
+        <w:tc>
+          <w:tcPr>
+            <w:tcW w:w="714" w:type="dxa"/>
+          </w:tcPr>
+          <w:p>
+            <w:pPr>
+              <w:spacing w:before="20" w:after="20"/>
+              <w:jc w:val="center"/>
+              <w:rPr>
+                <w:sz w:val="28"/>
+                <w:szCs w:val="28"/>
+              </w:rPr>
+            </w:pPr>
+            <w:r>
+              <w:rPr>
+                <w:sz w:val="28"/>
+                <w:szCs w:val="28"/>
+              </w:rPr>
+              <w:lastRenderedPageBreak/>
+              <w:t>8</w:t>
+            </w:r>
+          </w:p>
+        </w:tc>
+        <w:tc>
+          <w:tcPr>
+            <w:tcW w:w="8387" w:type="dxa"/>
+          </w:tcPr>
+          <w:p>
+            <w:pPr>
+              <w:spacing w:before="20" w:after="20"/>
+              <w:rPr>
+                <w:sz w:val="28"/>
+                <w:szCs w:val="28"/>
+              </w:rPr>
+            </w:pPr>
+            <w:r>
+              <w:rPr>
+                <w:sz w:val="28"/>
+                <w:szCs w:val="28"/>
+              </w:rPr>
+              <w:t>Có hoạt động theo dự án BOT/BTO/BT</w:t>
+            </w:r>
+            <w:r>
+              <w:rPr>
+                <w:rFonts w:eastAsia="Times New Roman"/>
+                <w:sz w:val="28"/>
+                <w:szCs w:val="28"/>
+                <w:lang w:eastAsia="zh-CN"/>
+              </w:rPr>
+              <w:t>/</w:t>
+            </w:r>
+            <w:r>
+              <w:rPr>
+                <w:sz w:val="28"/>
+                <w:szCs w:val="28"/>
+                <w:lang w:val="nl-NL"/>
+              </w:rPr>
+              <w:t>BOO, BLT, BTL, O&amp;M</w:t>
+            </w:r>
+            <w:r>
+              <w:rPr>
+                <w:sz w:val="28"/>
+                <w:szCs w:val="28"/>
+              </w:rPr>
+              <w:t xml:space="preserve"> không?</w:t>
+            </w:r>
+          </w:p>
+          <w:tbl>
+            <w:tblPr>
+              <w:tblW w:w="0" w:type="auto"/>
+              <w:tblLook w:val="04A0" w:firstRow="1" w:lastRow="0" w:firstColumn="1" w:lastColumn="0" w:noHBand="0" w:noVBand="1"/>
+            </w:tblPr>
+            <w:tblGrid>
+              <w:gridCol w:w="4074"/>
+              <w:gridCol w:w="4097"/>
+            </w:tblGrid>
+            <w:tr>
+              <w:trPr>
+                <w:trHeight w:val="608"/>
+              </w:trPr>
+              <w:tc>
+                <w:tcPr>
+                  <w:tcW w:w="4226" w:type="dxa"/>
+                </w:tcPr>
+                <w:p>
+                  <w:pPr>
+                    <w:suppressAutoHyphens/>
+                    <w:spacing w:before="20" w:after="20"/>
+                    <w:ind w:firstLine="692"/>
+                    <w:jc w:val="both"/>
+                    <w:rPr>
+                      <w:rFonts w:eastAsia="Times New Roman"/>
+                      <w:sz w:val="28"/>
+                      <w:szCs w:val="28"/>
+                      <w:lang w:eastAsia="zh-CN"/>
+                    </w:rPr>
+                  </w:pPr>
+                  <w:r>
+                    <w:rPr>
+                      <w:noProof/>
+                    </w:rPr>
+                    <mc:AlternateContent>
+                      <mc:Choice Requires="wps">
+                        <w:drawing>
+                          <wp:anchor distT="0" distB="0" distL="114300" distR="114300" simplePos="0" relativeHeight="251677696" behindDoc="0" locked="0" layoutInCell="1" allowOverlap="1" wp14:anchorId="515BD7C8" wp14:editId="4B71EB79">
+                            <wp:simplePos x="0" y="0"/>
+                            <wp:positionH relativeFrom="column">
+                              <wp:posOffset>730885</wp:posOffset>
+                            </wp:positionH>
+                            <wp:positionV relativeFrom="paragraph">
+                              <wp:posOffset>45085</wp:posOffset>
+                            </wp:positionV>
+                            <wp:extent cx="259715" cy="234950"/>
+                            <wp:effectExtent l="0" t="0" r="6985" b="0"/>
+                            <wp:wrapNone/>
+                            <wp:docPr id="802" name="Rectangle 947"/>
+                            <wp:cNvGraphicFramePr>
+                              <a:graphicFrameLocks xmlns:a="http://schemas.openxmlformats.org/drawingml/2006/main"/>
+                            </wp:cNvGraphicFramePr>
+                            <a:graphic xmlns:a="http://schemas.openxmlformats.org/drawingml/2006/main">
+                              <a:graphicData uri="http://schemas.microsoft.com/office/word/2010/wordprocessingShape">
+                                <wps:wsp>
+                                  <wps:cNvSpPr>
+                                    <a:spLocks noChangeArrowheads="1"/>
+                                  </wps:cNvSpPr>
+                                  <wps:spPr bwMode="auto">
+                                    <a:xfrm>
+                                      <a:off x="0" y="0"/>
+                                      <a:ext cx="259715" cy="234950"/>
+                                    </a:xfrm>
+                                    <a:prstGeom prst="rect">
+                                      <a:avLst/>
+                                    </a:prstGeom>
+                                    <a:solidFill>
+                                      <a:srgbClr val="FFFFFF"/>
+                                    </a:solidFill>
+                                    <a:ln w="9360" cap="sq">
+                                      <a:solidFill>
+                                        <a:srgbClr val="000000"/>
+                                      </a:solidFill>
+                                      <a:miter lim="800000"/>
+                                      <a:headEnd/>
+                                      <a:tailEnd/>
+                                    </a:ln>
+                                  </wps:spPr>
+                                  <wps:bodyPr rot="0" vert="horz" wrap="none" lIns="91440" tIns="45720" rIns="91440" bIns="45720" anchor="ctr" anchorCtr="0" upright="1">
+                                    <a:noAutofit/>
+                                  </wps:bodyPr>
+                                </wps:wsp>
+                              </a:graphicData>
+                            </a:graphic>
+                            <wp14:sizeRelH relativeFrom="page">
+                              <wp14:pctWidth>0</wp14:pctWidth>
+                            </wp14:sizeRelH>
+                            <wp14:sizeRelV relativeFrom="page">
+                              <wp14:pctHeight>0</wp14:pctHeight>
+                            </wp14:sizeRelV>
+                          </wp:anchor>
+                        </w:drawing>
+                      </mc:Choice>
+                      <mc:Fallback>
+                        <w:pict>
+                          <v:rect w14:anchorId="4C83BB4E" id="Rectangle 947" o:spid="_x0000_s1026" style="position:absolute;margin-left:57.55pt;margin-top:3.55pt;width:20.45pt;height:18.5pt;z-index:251677696;visibility:visible;mso-wrap-style:none;mso-width-percent:0;mso-height-percent:0;mso-wrap-distance-left:9pt;mso-wrap-distance-top:0;mso-wrap-distance-right:9pt;mso-wrap-distance-bottom:0;mso-position-horizontal:absolute;mso-position-horizontal-relative:text;mso-position-vertical:absolute;mso-position-vertical-relative:text;mso-width-percent:0;mso-height-percent:0;mso-width-relative:page;mso-height-relative:page;v-text-anchor:middle" o:gfxdata="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" strokeweight=".26mm">
+                            <v:stroke endcap="square"/>
+                          </v:rect>
+                        </w:pict>
+                      </mc:Fallback>
+                    </mc:AlternateContent>
+                  </w:r>
+                  <w:r>
+                    <w:rPr>
+                      <w:rFonts w:eastAsia="Times New Roman"/>
+                      <w:sz w:val="28"/>
+                      <w:szCs w:val="28"/>
+                      <w:lang w:eastAsia="zh-CN"/>
+                    </w:rPr>
+                    <w:t>Có</w:t>
+                  </w:r>
+                </w:p>
+              </w:tc>
+              <w:tc>
+                <w:tcPr>
+                  <w:tcW w:w="4227" w:type="dxa"/>
+                </w:tcPr>
+                <w:p>
+                  <w:pPr>
+                    <w:suppressAutoHyphens/>
+                    <w:spacing w:before="20" w:after="20"/>
+                    <w:ind w:firstLine="692"/>
+                    <w:jc w:val="both"/>
+                    <w:rPr>
+                      <w:rFonts w:eastAsia="Times New Roman"/>
+                      <w:sz w:val="28"/>
+                      <w:szCs w:val="28"/>
+                      <w:lang w:eastAsia="zh-CN"/>
+                    </w:rPr>
+                  </w:pPr>
+                  <w:r>
+                    <w:rPr>
+                      <w:noProof/>
+                    </w:rPr>
+                    <mc:AlternateContent>
+                      <mc:Choice Requires="wps">
+                        <w:drawing>
+                          <wp:anchor distT="0" distB="0" distL="114300" distR="114300" simplePos="0" relativeHeight="251678720" behindDoc="0" locked="0" layoutInCell="1" allowOverlap="1" wp14:anchorId="6C63564C" wp14:editId="39F29D8B">
+                            <wp:simplePos x="0" y="0"/>
+                            <wp:positionH relativeFrom="column">
+                              <wp:posOffset>1040130</wp:posOffset>
+                            </wp:positionH>
+                            <wp:positionV relativeFrom="paragraph">
+                              <wp:posOffset>45085</wp:posOffset>
+                            </wp:positionV>
+                            <wp:extent cx="259715" cy="234950"/>
+                            <wp:effectExtent l="0" t="0" r="26035" b="12700"/>
+                            <wp:wrapNone/>
+                            <wp:docPr id="801" name="Rectangle 948"/>
+                            <wp:cNvGraphicFramePr>
+                              <a:graphicFrameLocks xmlns:a="http://schemas.openxmlformats.org/drawingml/2006/main"/>
+                            </wp:cNvGraphicFramePr>
+                            <a:graphic xmlns:a="http://schemas.openxmlformats.org/drawingml/2006/main">
+                              <a:graphicData uri="http://schemas.microsoft.com/office/word/2010/wordprocessingShape">
+                                <wps:wsp>
+                                  <wps:cNvSpPr>
+                                    <a:spLocks noChangeArrowheads="1"/>
+                                  </wps:cNvSpPr>
+                                  <wps:spPr bwMode="auto">
+                                    <a:xfrm>
+                                      <a:off x="0" y="0"/>
+                                      <a:ext cx="259715" cy="234950"/>
+                                    </a:xfrm>
+                                    <a:prstGeom prst="rect">
+                                      <a:avLst/>
+                                    </a:prstGeom>
+                                    <a:solidFill>
+                                      <a:srgbClr val="FFFFFF"/>
+                                    </a:solidFill>
+                                    <a:ln w="9360" cap="sq">
+                                      <a:solidFill>
+                                        <a:srgbClr val="000000"/>
+                                      </a:solidFill>
+                                      <a:miter lim="800000"/>
+                                      <a:headEnd/>
+                                      <a:tailEnd/>
+                                    </a:ln>
+                                  </wps:spPr>
+                                  <wps:txbx>
+                                    <w:txbxContent>
+                                      <w:p>
+                                        <w:pPr>
+                                          <w:jc w:val="center"/>
+                                        </w:pPr>
+                                        <w:r>
+                                          <w:t>x</w:t>
+                                        </w:r>
+                                      </w:p>
+                                    </w:txbxContent>
+                                  </wps:txbx>
+                                  <wps:bodyPr rot="0" vert="horz" wrap="none" lIns="91440" tIns="45720" rIns="91440" bIns="45720" anchor="ctr" anchorCtr="0" upright="1">
+                                    <a:noAutofit/>
+                                  </wps:bodyPr>
+                                </wps:wsp>
+                              </a:graphicData>
+                            </a:graphic>
+                            <wp14:sizeRelH relativeFrom="page">
+                              <wp14:pctWidth>0</wp14:pctWidth>
+                            </wp14:sizeRelH>
+                            <wp14:sizeRelV relativeFrom="page">
+                              <wp14:pctHeight>0</wp14:pctHeight>
+                            </wp14:sizeRelV>
+                          </wp:anchor>
+                        </w:drawing>
+                      </mc:Choice>
+                      <mc:Fallback>
+                        <w:pict>
+                          <v:rect w14:anchorId="6C63564C" id="Rectangle 948" o:spid="_x0000_s1034" style="position:absolute;left:0;text-align:left;margin-left:81.9pt;margin-top:3.55pt;width:20.45pt;height:18.5pt;z-index:251678720;visibility:visible;mso-wrap-style:none;mso-width-percent:0;mso-height-percent:0;mso-wrap-distance-left:9pt;mso-wrap-distance-top:0;mso-wrap-distance-right:9pt;mso-wrap-distance-bottom:0;mso-position-horizontal:absolute;mso-position-horizontal-relative:text;mso-position-vertical:absolute;mso-position-vertical-relative:text;mso-width-percent:0;mso-height-percent:0;mso-width-relative:page;mso-height-relative:page;v-text-anchor:middle" o:gfxdata="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" strokeweight=".26mm">
+                            <v:stroke endcap="square"/>
+                            <v:textbox>
+                              <w:txbxContent>
+                                <w:p>
+                                  <w:pPr>
+                                    <w:jc w:val="center"/>
+                                  </w:pPr>
+                                  <w:r>
+                                    <w:t>x</w:t>
+                                  </w:r>
+                                </w:p>
+                              </w:txbxContent>
+                            </v:textbox>
+                          </v:rect>
+                        </w:pict>
+                      </mc:Fallback>
+                    </mc:AlternateContent>
+                  </w:r>
+                  <w:r>
+                    <w:rPr>
+                      <w:rFonts w:eastAsia="Times New Roman"/>
+                      <w:sz w:val="28"/>
+                      <w:szCs w:val="28"/>
+                      <w:lang w:eastAsia="zh-CN"/>
+                    </w:rPr>
+                    <w:t>Không</w:t>
+                  </w:r>
+                </w:p>
+              </w:tc>
+            </w:tr>
+          </w:tbl>
+          <w:p>
+            <w:pPr>
+              <w:spacing w:before="20" w:after="20"/>
+              <w:rPr>
+                <w:b/>
+                <w:sz w:val="28"/>
+                <w:szCs w:val="28"/>
+              </w:rPr>
+            </w:pPr>
+          </w:p>
+        </w:tc>
+      </w:tr>
+      <w:tr>
+        <w:tc>
+          <w:tcPr>
+            <w:tcW w:w="714" w:type="dxa"/>
+          </w:tcPr>
+          <w:p>
+            <w:pPr>
+              <w:spacing w:before="20" w:after="20"/>
+              <w:jc w:val="center"/>
+              <w:rPr>
+                <w:sz w:val="28"/>
+                <w:szCs w:val="28"/>
+              </w:rPr>
+            </w:pPr>
+            <w:r>
+              <w:rPr>
+                <w:sz w:val="28"/>
+                <w:szCs w:val="28"/>
+              </w:rPr>
+              <w:t>9</w:t>
+            </w:r>
+          </w:p>
+        </w:tc>
+        <w:tc>
+          <w:tcPr>
+            <w:tcW w:w="8387" w:type="dxa"/>
+          </w:tcPr>
+          <w:tbl>
+            <w:tblPr>
+              <w:tblW w:w="7570" w:type="dxa"/>
+              <w:tblLook w:val="0000" w:firstRow="0" w:lastRow="0" w:firstColumn="0" w:lastColumn="0" w:noHBand="0" w:noVBand="0"/>
+            </w:tblPr>
+            <w:tblGrid>
+              <w:gridCol w:w="6651"/>
+              <w:gridCol w:w="919"/>
+            </w:tblGrid>
+            <w:tr>
+              <w:tc>
+                <w:tcPr>
+                  <w:tcW w:w="7570" w:type="dxa"/>
+                  <w:gridSpan w:val="2"/>
+                </w:tcPr>
+                <w:p>
+                  <w:pPr>
+                    <w:suppressAutoHyphens/>
+                    <w:spacing w:before="120"/>
+                    <w:jc w:val="both"/>
+                    <w:rPr>
+                      <w:rFonts w:eastAsia="Times New Roman"/>
+                      <w:sz w:val="28"/>
+                      <w:szCs w:val="28"/>
+                      <w:lang w:eastAsia="zh-CN"/>
+                    </w:rPr>
+                  </w:pPr>
+                  <w:r>
+                    <w:rPr>
+                      <w:rFonts w:eastAsia="Times New Roman"/>
+                      <w:sz w:val="28"/>
+                      <w:szCs w:val="28"/>
+                      <w:lang w:eastAsia="zh-CN"/>
+                    </w:rPr>
+                    <w:t>Phương pháp tính thuế GTGT (</w:t>
+                  </w:r>
+                  <w:r>
+                    <w:rPr>
+                      <w:rFonts w:eastAsia="Times New Roman"/>
+                      <w:i/>
+                      <w:sz w:val="28"/>
+                      <w:szCs w:val="28"/>
+                      <w:lang w:eastAsia="zh-CN"/>
+                    </w:rPr>
+                    <w:t>chọn 1 trong 4 phương pháp</w:t>
+                  </w:r>
+                  <w:r>
+                    <w:rPr>
+                      <w:rFonts w:eastAsia="Times New Roman"/>
+                      <w:sz w:val="28"/>
+                      <w:szCs w:val="28"/>
+                      <w:lang w:eastAsia="zh-CN"/>
+                    </w:rPr>
+                    <w:t>)</w:t>
+                  </w:r>
+                  <w:r>
+                    <w:rPr>
+                      <w:rFonts w:eastAsia="Times New Roman"/>
+                      <w:sz w:val="28"/>
+                      <w:szCs w:val="28"/>
+                      <w:vertAlign w:val="superscript"/>
+                      <w:lang w:eastAsia="zh-CN"/>
+                    </w:rPr>
+                    <w:footnoteReference w:customMarkFollows="1" w:id="6"/>
+                    <w:t>4</w:t>
+                  </w:r>
+                  <w:r>
+                    <w:t>:</w:t>
+                  </w:r>
+                </w:p>
+              </w:tc>
+            </w:tr>
+            <w:tr>
+              <w:tc>
+                <w:tcPr>
+                  <w:tcW w:w="6651" w:type="dxa"/>
+                </w:tcPr>
+                <w:p>
+                  <w:pPr>
+                    <w:suppressAutoHyphens/>
+                    <w:spacing w:before="120"/>
+                    <w:jc w:val="both"/>
+                    <w:rPr>
+                      <w:rFonts w:eastAsia="Times New Roman"/>
+                      <w:sz w:val="28"/>
+                      <w:szCs w:val="28"/>
+                      <w:lang w:eastAsia="zh-CN"/>
+                    </w:rPr>
+                  </w:pPr>
+                  <w:r>
+                    <w:rPr>
+                      <w:sz w:val="28"/>
+                      <w:szCs w:val="28"/>
+                    </w:rPr>
+                    <w:t>Khấu trừ</w:t>
+                  </w:r>
+                </w:p>
+              </w:tc>
+              <w:tc>
+                <w:tcPr>
+                  <w:tcW w:w="919" w:type="dxa"/>
+                </w:tcPr>
+                <w:p>
+                  <w:pPr>
+                    <w:suppressAutoHyphens/>
+                    <w:jc w:val="center"/>
+                    <w:rPr>
+                      <w:rFonts w:eastAsia="Times New Roman"/>
+                      <w:sz w:val="28"/>
+                      <w:szCs w:val="28"/>
+                      <w:lang w:eastAsia="zh-CN"/>
+                    </w:rPr>
+                  </w:pPr>
+                  <w:r>
+                    <w:rPr>
+                      <w:rFonts w:ascii="Segoe UI Symbol" w:hAnsi="Segoe UI Symbol" w:cs="Segoe UI Symbol"/>
+                      <w:sz w:val="26"/>
+                    </w:rPr>
+                    <w:t>☒</w:t>
+                  </w:r>
+                </w:p>
+              </w:tc>
+            </w:tr>
+            <w:tr>
+              <w:tc>
+                <w:tcPr>
+                  <w:tcW w:w="6651" w:type="dxa"/>
+                </w:tcPr>
+                <w:p>
+                  <w:pPr>
+                    <w:suppressAutoHyphens/>
+                    <w:spacing w:before="120"/>
+                    <w:jc w:val="both"/>
+                    <w:rPr>
+                      <w:rFonts w:eastAsia="Times New Roman"/>
+                      <w:sz w:val="28"/>
+                      <w:szCs w:val="28"/>
+                      <w:lang w:eastAsia="zh-CN"/>
+                    </w:rPr>
+                  </w:pPr>
+                  <w:r>
+                    <w:rPr>
+                      <w:sz w:val="28"/>
+                      <w:szCs w:val="28"/>
+                    </w:rPr>
+                    <w:t>Trực tiếp trên GTGT</w:t>
+                  </w:r>
+                </w:p>
+              </w:tc>
+              <w:tc>
+                <w:tcPr>
+                  <w:tcW w:w="919" w:type="dxa"/>
+                </w:tcPr>
+                <w:p>
+                  <w:pPr>
+                    <w:suppressAutoHyphens/>
+                    <w:jc w:val="center"/>
+                    <w:rPr>
+                      <w:rFonts w:eastAsia="Times New Roman"/>
+                      <w:sz w:val="28"/>
+                      <w:szCs w:val="28"/>
+                      <w:lang w:eastAsia="zh-CN"/>
+                    </w:rPr>
+                  </w:pPr>
+                  <w:r>
+                    <w:rPr>
+                      <w:rFonts w:ascii="Segoe UI Symbol" w:hAnsi="Segoe UI Symbol" w:cs="Segoe UI Symbol"/>
+                      <w:sz w:val="26"/>
+                    </w:rPr>
+                    <w:t>☐</w:t>
+                  </w:r>
+                </w:p>
+              </w:tc>
+            </w:tr>
+            <w:tr>
+              <w:tc>
+                <w:tcPr>
+                  <w:tcW w:w="6651" w:type="dxa"/>
+                </w:tcPr>
+                <w:p>
+                  <w:pPr>
+                    <w:suppressAutoHyphens/>
+                    <w:spacing w:before="120"/>
+                    <w:jc w:val="both"/>
+                    <w:rPr>
+                      <w:rFonts w:eastAsia="Times New Roman"/>
+                      <w:sz w:val="28"/>
+                      <w:szCs w:val="28"/>
+                      <w:lang w:eastAsia="zh-CN"/>
+                    </w:rPr>
+                  </w:pPr>
+                  <w:r>
+                    <w:rPr>
+                      <w:sz w:val="28"/>
+                      <w:szCs w:val="28"/>
+                    </w:rPr>
+                    <w:t>Trực tiếp trên doanh số</w:t>
+                  </w:r>
+                </w:p>
+              </w:tc>
+              <w:tc>
+                <w:tcPr>
+                  <w:tcW w:w="919" w:type="dxa"/>
+                </w:tcPr>
+                <w:p>
+                  <w:pPr>
+                    <w:suppressAutoHyphens/>
+                    <w:jc w:val="center"/>
+                    <w:rPr>
+                      <w:rFonts w:eastAsia="Times New Roman"/>
+                      <w:sz w:val="28"/>
+                      <w:szCs w:val="28"/>
+                      <w:lang w:eastAsia="zh-CN"/>
+                    </w:rPr>
+                  </w:pPr>
+                  <w:r>
+                    <w:rPr>
+                      <w:rFonts w:ascii="Segoe UI Symbol" w:hAnsi="Segoe UI Symbol" w:cs="Segoe UI Symbol"/>
+                      <w:sz w:val="26"/>
+                    </w:rPr>
+                    <w:t>☐</w:t>
+                  </w:r>
+                </w:p>
+              </w:tc>
+            </w:tr>
+            <w:tr>
+              <w:tc>
+                <w:tcPr>
+                  <w:tcW w:w="6651" w:type="dxa"/>
+                </w:tcPr>
+                <w:p>
+                  <w:pPr>
+                    <w:suppressAutoHyphens/>
+                    <w:spacing w:before="120"/>
+                    <w:jc w:val="both"/>
+                    <w:rPr>
+                      <w:rFonts w:eastAsia="Times New Roman"/>
+                      <w:sz w:val="28"/>
+                      <w:szCs w:val="28"/>
+                      <w:lang w:eastAsia="zh-CN"/>
+                    </w:rPr>
+                  </w:pPr>
+                  <w:r>
+                    <w:rPr>
+                      <w:sz w:val="28"/>
+                      <w:szCs w:val="28"/>
+                    </w:rPr>
+                    <w:t>Không phải nộp thuế GTGT</w:t>
+                  </w:r>
+                </w:p>
+              </w:tc>
+              <w:tc>
+                <w:tcPr>
+                  <w:tcW w:w="919" w:type="dxa"/>
+                </w:tcPr>
+                <w:p>
+                  <w:pPr>
+                    <w:suppressAutoHyphens/>
+                    <w:jc w:val="center"/>
+                    <w:rPr>
+                      <w:rFonts w:eastAsia="Times New Roman"/>
+                      <w:sz w:val="28"/>
+                      <w:szCs w:val="28"/>
+                      <w:lang w:eastAsia="zh-CN"/>
+                    </w:rPr>
+                  </w:pPr>
+                  <w:r>
+                    <w:rPr>
+                      <w:rFonts w:ascii="Segoe UI Symbol" w:hAnsi="Segoe UI Symbol" w:cs="Segoe UI Symbol"/>
+                      <w:sz w:val="26"/>
+                    </w:rPr>
+                    <w:t>☐</w:t>
+                  </w:r>
+                </w:p>
+              </w:tc>
+            </w:tr>
+          </w:tbl>
+          <w:p>
+            <w:pPr>
+              <w:spacing w:before="20" w:after="20"/>
+              <w:rPr>
+                <w:sz w:val="28"/>
+                <w:szCs w:val="28"/>
+              </w:rPr>
+            </w:pPr>
+          </w:p>
+        </w:tc>
+      </w:tr>
+    </w:tbl>
+    <w:p>
+      <w:pPr>
+        <w:spacing w:before="120" w:after="120" w:line="340" w:lineRule="exact"/>
+        <w:ind w:firstLine="720"/>
+        <w:jc w:val="both"/>
+        <w:rPr>
+          <w:sz w:val="28"/>
+          <w:szCs w:val="28"/>
+          <w:lang w:val="fr-FR"/>
+        </w:rPr>
+      </w:pPr>
     </w:p>
     <w:p>
       <w:pPr>
@@ -5069,8 +7024,8 @@
         </w:rPr>
         <w:br w:type="page"/>
       </w:r>
-      <w:bookmarkStart w:id="5" w:name="_Hlk177941885"/>
-      <w:bookmarkStart w:id="6" w:name="_Hlk177941696"/>
+      <w:bookmarkStart w:id="6" w:name="_Hlk177941885"/>
+      <w:bookmarkStart w:id="7" w:name="_Hlk177941696"/>
       <w:r>
         <w:rPr>
           <w:bCs/>
@@ -5083,8 +7038,8 @@
         <w:t xml:space="preserve"> </w:t>
       </w:r>
     </w:p>
-    <w:bookmarkEnd w:id="5"/>
     <w:bookmarkEnd w:id="6"/>
+    <w:bookmarkEnd w:id="7"/>
     <w:p>
       <w:pPr>
         <w:spacing w:before="360" w:line="312" w:lineRule="auto"/>
@@ -5130,7 +7085,7 @@
           <w:szCs w:val="28"/>
           <w:lang w:val="vi-VN"/>
         </w:rPr>
-        <w:footnoteReference w:customMarkFollows="1" w:id="3"/>
+        <w:footnoteReference w:customMarkFollows="1" w:id="7"/>
         <w:t>1</w:t>
       </w:r>
     </w:p>
@@ -5152,7 +7107,28 @@
           <w:sz w:val="28"/>
           <w:szCs w:val="28"/>
         </w:rPr>
-        <w:t>Cập nhật địa chỉ liên lạc của ông ZENG, QINGLIN:</w:t>
+        <w:t xml:space="preserve">Cập nhật địa chỉ liên lạc của </w:t>
+      </w:r>
+      <w:r>
+        <w:rPr>
+          <w:sz w:val="28"/>
+          <w:szCs w:val="28"/>
+        </w:rPr>
+        <w:t xml:space="preserve">bà </w:t>
+      </w:r>
+      <w:r>
+        <w:rPr>
+          <w:sz w:val="28"/>
+          <w:szCs w:val="28"/>
+        </w:rPr>
+        <w:t>HÀ THỊ BÍCH NGOAN</w:t>
+      </w:r>
+      <w:r>
+        <w:rPr>
+          <w:sz w:val="28"/>
+          <w:szCs w:val="28"/>
+        </w:rPr>
+        <w:t>:</w:t>
       </w:r>
       <w:r>
         <w:rPr>
@@ -5166,16 +7142,23 @@
           <w:sz w:val="28"/>
           <w:szCs w:val="28"/>
         </w:rPr>
-        <w:t>Số 75, đường Nguyễn Văn Linh, Khu phố Phú Tân 2</w:t>
-      </w:r>
-      <w:bookmarkStart w:id="7" w:name="_GoBack"/>
-      <w:bookmarkEnd w:id="7"/>
-      <w:r>
-        <w:rPr>
-          <w:sz w:val="28"/>
-          <w:szCs w:val="28"/>
-        </w:rPr>
-        <w:t>, Phường Bình Dương, Thành phố Hồ Chí Minh, Việt Nam</w:t>
+        <w:t xml:space="preserve">Khóm Vĩnh Hưng, Xã Vĩnh Thạnh Trung, Tỉnh </w:t>
+      </w:r>
+      <w:proofErr w:type="gramStart"/>
+      <w:r>
+        <w:rPr>
+          <w:sz w:val="28"/>
+          <w:szCs w:val="28"/>
+        </w:rPr>
+        <w:t>An</w:t>
+      </w:r>
+      <w:proofErr w:type="gramEnd"/>
+      <w:r>
+        <w:rPr>
+          <w:sz w:val="28"/>
+          <w:szCs w:val="28"/>
+        </w:rPr>
+        <w:t xml:space="preserve"> Giang</w:t>
       </w:r>
     </w:p>
     <w:p>
@@ -5462,7 +7445,7 @@
           </mc:Choice>
           <mc:Fallback>
             <w:pict>
-              <v:rect w14:anchorId="043ABBAC" id="Rectangle 577" o:spid="_x0000_s1034" style="position:absolute;left:0;text-align:left;margin-left:7.65pt;margin-top:0;width:19.65pt;height:18.55pt;z-index:251675648;visibility:visible;mso-wrap-style:square;mso-width-percent:0;mso-height-percent:0;mso-wrap-distance-left:9pt;mso-wrap-distance-top:0;mso-wrap-distance-right:9pt;mso-wrap-distance-bottom:0;mso-position-horizontal:absolute;mso-position-horizontal-relative:text;mso-position-vertical:absolute;mso-position-vertical-relative:text;mso-width-percent:0;mso-height-percent:0;mso-width-relative:page;mso-height-relative:page;v-text-anchor:top" o:gfxdata="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">
+              <v:rect w14:anchorId="043ABBAC" id="Rectangle 577" o:spid="_x0000_s1035" style="position:absolute;left:0;text-align:left;margin-left:7.65pt;margin-top:0;width:19.65pt;height:18.55pt;z-index:251675648;visibility:visible;mso-wrap-style:square;mso-width-percent:0;mso-height-percent:0;mso-wrap-distance-left:9pt;mso-wrap-distance-top:0;mso-wrap-distance-right:9pt;mso-wrap-distance-bottom:0;mso-position-horizontal:absolute;mso-position-horizontal-relative:text;mso-position-vertical:absolute;mso-position-vertical-relative:text;mso-width-percent:0;mso-height-percent:0;mso-width-relative:page;mso-height-relative:page;v-text-anchor:top" o:gfxdata="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">
                 <v:path arrowok="t"/>
                 <v:textbox>
                   <w:txbxContent>
@@ -5656,7 +7639,30 @@
                 <w:szCs w:val="26"/>
                 <w:lang w:val="nl-NL"/>
               </w:rPr>
-              <w:t>NG</w:t>
+              <w:t xml:space="preserve"> </w:t>
+            </w:r>
+          </w:p>
+          <w:p>
+            <w:pPr>
+              <w:jc w:val="center"/>
+              <w:rPr>
+                <w:rFonts w:eastAsia="Times New Roman"/>
+                <w:b/>
+                <w:sz w:val="26"/>
+                <w:szCs w:val="26"/>
+                <w:lang w:val="nl-NL"/>
+              </w:rPr>
+            </w:pPr>
+            <w:r>
+              <w:rPr>
+                <w:rFonts w:eastAsia="Times New Roman"/>
+                <w:b/>
+                <w:spacing w:val="-10"/>
+                <w:sz w:val="26"/>
+                <w:szCs w:val="26"/>
+                <w:lang w:val="nl-NL"/>
+              </w:rPr>
+              <w:t>CHỦ TỊCH C</w:t>
             </w:r>
             <w:r>
               <w:rPr>
@@ -5667,7 +7673,7 @@
                 <w:szCs w:val="26"/>
                 <w:lang w:val="nl-NL"/>
               </w:rPr>
-              <w:t>Ư</w:t>
+              <w:t>Ô</w:t>
             </w:r>
             <w:r>
               <w:rPr>
@@ -5678,18 +7684,7 @@
                 <w:szCs w:val="26"/>
                 <w:lang w:val="nl-NL"/>
               </w:rPr>
-              <w:t xml:space="preserve">ỜI </w:t>
-            </w:r>
-            <w:r>
-              <w:rPr>
-                <w:rFonts w:eastAsia="Times New Roman" w:hint="eastAsia"/>
-                <w:b/>
-                <w:spacing w:val="-10"/>
-                <w:sz w:val="26"/>
-                <w:szCs w:val="26"/>
-                <w:lang w:val="nl-NL"/>
-              </w:rPr>
-              <w:t>Đ</w:t>
+              <w:t>NG TY</w:t>
             </w:r>
             <w:r>
               <w:rPr>
@@ -5700,174 +7695,7 @@
                 <w:szCs w:val="26"/>
                 <w:lang w:val="nl-NL"/>
               </w:rPr>
-              <w:t>ẠI DIỆN THEO PH</w:t>
-            </w:r>
-            <w:r>
-              <w:rPr>
-                <w:rFonts w:eastAsia="Times New Roman" w:hint="eastAsia"/>
-                <w:b/>
-                <w:spacing w:val="-10"/>
-                <w:sz w:val="26"/>
-                <w:szCs w:val="26"/>
-                <w:lang w:val="nl-NL"/>
-              </w:rPr>
-              <w:t>Á</w:t>
-            </w:r>
-            <w:r>
-              <w:rPr>
-                <w:rFonts w:eastAsia="Times New Roman"/>
-                <w:b/>
-                <w:spacing w:val="-10"/>
-                <w:sz w:val="26"/>
-                <w:szCs w:val="26"/>
-                <w:lang w:val="nl-NL"/>
-              </w:rPr>
-              <w:t>P LUẬT/</w:t>
-            </w:r>
-          </w:p>
-          <w:p>
-            <w:pPr>
-              <w:jc w:val="center"/>
-              <w:rPr>
-                <w:rFonts w:eastAsia="Times New Roman"/>
-                <w:b/>
-                <w:sz w:val="26"/>
-                <w:szCs w:val="26"/>
-                <w:lang w:val="nl-NL"/>
-              </w:rPr>
-            </w:pPr>
-            <w:r>
-              <w:rPr>
-                <w:rFonts w:eastAsia="Times New Roman"/>
-                <w:b/>
-                <w:spacing w:val="-10"/>
-                <w:sz w:val="26"/>
-                <w:szCs w:val="26"/>
-                <w:lang w:val="nl-NL"/>
-              </w:rPr>
-              <w:t>CHỦ TỊCH C</w:t>
-            </w:r>
-            <w:r>
-              <w:rPr>
-                <w:rFonts w:eastAsia="Times New Roman" w:hint="eastAsia"/>
-                <w:b/>
-                <w:spacing w:val="-10"/>
-                <w:sz w:val="26"/>
-                <w:szCs w:val="26"/>
-                <w:lang w:val="nl-NL"/>
-              </w:rPr>
-              <w:t>Ô</w:t>
-            </w:r>
-            <w:r>
-              <w:rPr>
-                <w:rFonts w:eastAsia="Times New Roman"/>
-                <w:b/>
-                <w:spacing w:val="-10"/>
-                <w:sz w:val="26"/>
-                <w:szCs w:val="26"/>
-                <w:lang w:val="nl-NL"/>
-              </w:rPr>
-              <w:t xml:space="preserve">NG TY/CHỦ TỊCH HỘI </w:t>
-            </w:r>
-            <w:r>
-              <w:rPr>
-                <w:rFonts w:eastAsia="Times New Roman" w:hint="eastAsia"/>
-                <w:b/>
-                <w:spacing w:val="-10"/>
-                <w:sz w:val="26"/>
-                <w:szCs w:val="26"/>
-                <w:lang w:val="nl-NL"/>
-              </w:rPr>
-              <w:t>Đ</w:t>
-            </w:r>
-            <w:r>
-              <w:rPr>
-                <w:rFonts w:eastAsia="Times New Roman"/>
-                <w:b/>
-                <w:spacing w:val="-10"/>
-                <w:sz w:val="26"/>
-                <w:szCs w:val="26"/>
-                <w:lang w:val="nl-NL"/>
-              </w:rPr>
-              <w:t>ỒNG TH</w:t>
-            </w:r>
-            <w:r>
-              <w:rPr>
-                <w:rFonts w:eastAsia="Times New Roman" w:hint="eastAsia"/>
-                <w:b/>
-                <w:spacing w:val="-10"/>
-                <w:sz w:val="26"/>
-                <w:szCs w:val="26"/>
-                <w:lang w:val="nl-NL"/>
-              </w:rPr>
-              <w:t>À</w:t>
-            </w:r>
-            <w:r>
-              <w:rPr>
-                <w:rFonts w:eastAsia="Times New Roman"/>
-                <w:b/>
-                <w:spacing w:val="-10"/>
-                <w:sz w:val="26"/>
-                <w:szCs w:val="26"/>
-                <w:lang w:val="nl-NL"/>
-              </w:rPr>
-              <w:t>NH VI</w:t>
-            </w:r>
-            <w:r>
-              <w:rPr>
-                <w:rFonts w:eastAsia="Times New Roman" w:hint="eastAsia"/>
-                <w:b/>
-                <w:spacing w:val="-10"/>
-                <w:sz w:val="26"/>
-                <w:szCs w:val="26"/>
-                <w:lang w:val="nl-NL"/>
-              </w:rPr>
-              <w:t>Ê</w:t>
-            </w:r>
-            <w:r>
-              <w:rPr>
-                <w:rFonts w:eastAsia="Times New Roman"/>
-                <w:b/>
-                <w:spacing w:val="-10"/>
-                <w:sz w:val="26"/>
-                <w:szCs w:val="26"/>
-                <w:lang w:val="nl-NL"/>
-              </w:rPr>
-              <w:t xml:space="preserve">N/CHỦ TỊCH HỘI </w:t>
-            </w:r>
-            <w:r>
-              <w:rPr>
-                <w:rFonts w:eastAsia="Times New Roman" w:hint="eastAsia"/>
-                <w:b/>
-                <w:spacing w:val="-10"/>
-                <w:sz w:val="26"/>
-                <w:szCs w:val="26"/>
-                <w:lang w:val="nl-NL"/>
-              </w:rPr>
-              <w:t>Đ</w:t>
-            </w:r>
-            <w:r>
-              <w:rPr>
-                <w:rFonts w:eastAsia="Times New Roman"/>
-                <w:b/>
-                <w:spacing w:val="-10"/>
-                <w:sz w:val="26"/>
-                <w:szCs w:val="26"/>
-                <w:lang w:val="nl-NL"/>
-              </w:rPr>
-              <w:t>ỒNG QUẢN TRỊ/</w:t>
-            </w:r>
-            <w:r>
-              <w:rPr>
-                <w:rFonts w:eastAsia="Times New Roman"/>
-                <w:b/>
-                <w:spacing w:val="-10"/>
-                <w:sz w:val="26"/>
-                <w:szCs w:val="26"/>
-                <w:lang w:val="nl-NL"/>
-              </w:rPr>
-              <w:br/>
-              <w:t>NGƯỜI ĐƯỢC ỦY QUYỀN/NGƯỜI ĐẠI DIỆN</w:t>
+              <w:t xml:space="preserve"> </w:t>
             </w:r>
           </w:p>
           <w:p>
@@ -5917,7 +7745,7 @@
                 <w:szCs w:val="26"/>
                 <w:lang w:val="nl-NL"/>
               </w:rPr>
-              <w:footnoteReference w:customMarkFollows="1" w:id="4"/>
+              <w:footnoteReference w:customMarkFollows="1" w:id="8"/>
               <w:t>1</w:t>
             </w:r>
             <w:r>
@@ -6023,7 +7851,7 @@
                 <w:sz w:val="26"/>
                 <w:szCs w:val="26"/>
               </w:rPr>
-              <w:t>ZENG, QINGLIN</w:t>
+              <w:t>HÀ THỊ BÍCH NGOAN</w:t>
             </w:r>
           </w:p>
           <w:p>
@@ -6060,7 +7888,7 @@
 </file>
 
 <file path=word/endnotes.xml><?xml version="1.0" encoding="utf-8"?>
-<w:endnotes xmlns:wpc="http://schemas.microsoft.com/office/word/2010/wordprocessingCanvas" xmlns:cx="http://schemas.microsoft.com/office/drawing/2014/chartex" xmlns:cx1="http://schemas.microsoft.com/office/drawing/2015/9/8/chartex" xmlns:mc="http://schemas.openxmlformats.org/markup-compatibility/2006" xmlns:o="urn:schemas-microsoft-com:office:office" xmlns:r="http://schemas.openxmlformats.org/officeDocument/2006/relationships" xmlns:m="http://schemas.openxmlformats.org/officeDocument/2006/math" xmlns:v="urn:schemas-microsoft-com:vml" xmlns:wp14="http://schemas.microsoft.com/office/word/2010/wordprocessingDrawing" xmlns:wp="http://schemas.openxmlformats.org/drawingml/2006/wordprocessingDrawing" xmlns:w10="urn:schemas-microsoft-com:office:word" xmlns:w="http://schemas.openxmlformats.org/wordprocessingml/2006/main" xmlns:w14="http://schemas.microsoft.com/office/word/2010/wordml" xmlns:w15="http://schemas.microsoft.com/office/word/2012/wordml" xmlns:w16se="http://schemas.microsoft.com/office/word/2015/wordml/symex" xmlns:wpg="http://schemas.microsoft.com/office/word/2010/wordprocessingGroup" xmlns:wpi="http://schemas.microsoft.com/office/word/2010/wordprocessingInk" xmlns:wne="http://schemas.microsoft.com/office/word/2006/wordml" xmlns:wps="http://schemas.microsoft.com/office/word/2010/wordprocessingShape" mc:Ignorable="w14 w15 w16se wp14">
+<w:endnotes xmlns:wpc="http://schemas.microsoft.com/office/word/2010/wordprocessingCanvas" xmlns:cx="http://schemas.microsoft.com/office/drawing/2014/chartex" xmlns:mc="http://schemas.openxmlformats.org/markup-compatibility/2006" xmlns:o="urn:schemas-microsoft-com:office:office" xmlns:r="http://schemas.openxmlformats.org/officeDocument/2006/relationships" xmlns:m="http://schemas.openxmlformats.org/officeDocument/2006/math" xmlns:v="urn:schemas-microsoft-com:vml" xmlns:wp14="http://schemas.microsoft.com/office/word/2010/wordprocessingDrawing" xmlns:wp="http://schemas.openxmlformats.org/drawingml/2006/wordprocessingDrawing" xmlns:w10="urn:schemas-microsoft-com:office:word" xmlns:w="http://schemas.openxmlformats.org/wordprocessingml/2006/main" xmlns:w14="http://schemas.microsoft.com/office/word/2010/wordml" xmlns:w15="http://schemas.microsoft.com/office/word/2012/wordml" xmlns:w16se="http://schemas.microsoft.com/office/word/2015/wordml/symex" xmlns:wpg="http://schemas.microsoft.com/office/word/2010/wordprocessingGroup" xmlns:wpi="http://schemas.microsoft.com/office/word/2010/wordprocessingInk" xmlns:wne="http://schemas.microsoft.com/office/word/2006/wordml" xmlns:wps="http://schemas.microsoft.com/office/word/2010/wordprocessingShape" mc:Ignorable="w14 w15 w16se wp14">
   <w:endnote w:type="separator" w:id="-1">
     <w:p>
       <w:r>
@@ -6079,7 +7907,7 @@
 </file>
 
 <file path=word/footnotes.xml><?xml version="1.0" encoding="utf-8"?>
-<w:footnotes xmlns:wpc="http://schemas.microsoft.com/office/word/2010/wordprocessingCanvas" xmlns:cx="http://schemas.microsoft.com/office/drawing/2014/chartex" xmlns:cx1="http://schemas.microsoft.com/office/drawing/2015/9/8/chartex" xmlns:mc="http://schemas.openxmlformats.org/markup-compatibility/2006" xmlns:o="urn:schemas-microsoft-com:office:office" xmlns:r="http://schemas.openxmlformats.org/officeDocument/2006/relationships" xmlns:m="http://schemas.openxmlformats.org/officeDocument/2006/math" xmlns:v="urn:schemas-microsoft-com:vml" xmlns:wp14="http://schemas.microsoft.com/office/word/2010/wordprocessingDrawing" xmlns:wp="http://schemas.openxmlformats.org/drawingml/2006/wordprocessingDrawing" xmlns:w10="urn:schemas-microsoft-com:office:word" xmlns:w="http://schemas.openxmlformats.org/wordprocessingml/2006/main" xmlns:w14="http://schemas.microsoft.com/office/word/2010/wordml" xmlns:w15="http://schemas.microsoft.com/office/word/2012/wordml" xmlns:w16se="http://schemas.microsoft.com/office/word/2015/wordml/symex" xmlns:wpg="http://schemas.microsoft.com/office/word/2010/wordprocessingGroup" xmlns:wpi="http://schemas.microsoft.com/office/word/2010/wordprocessingInk" xmlns:wne="http://schemas.microsoft.com/office/word/2006/wordml" xmlns:wps="http://schemas.microsoft.com/office/word/2010/wordprocessingShape" mc:Ignorable="w14 w15 w16se wp14">
+<w:footnotes xmlns:wpc="http://schemas.microsoft.com/office/word/2010/wordprocessingCanvas" xmlns:cx="http://schemas.microsoft.com/office/drawing/2014/chartex" xmlns:mc="http://schemas.openxmlformats.org/markup-compatibility/2006" xmlns:o="urn:schemas-microsoft-com:office:office" xmlns:r="http://schemas.openxmlformats.org/officeDocument/2006/relationships" xmlns:m="http://schemas.openxmlformats.org/officeDocument/2006/math" xmlns:v="urn:schemas-microsoft-com:vml" xmlns:wp14="http://schemas.microsoft.com/office/word/2010/wordprocessingDrawing" xmlns:wp="http://schemas.openxmlformats.org/drawingml/2006/wordprocessingDrawing" xmlns:w10="urn:schemas-microsoft-com:office:word" xmlns:w="http://schemas.openxmlformats.org/wordprocessingml/2006/main" xmlns:w14="http://schemas.microsoft.com/office/word/2010/wordml" xmlns:w15="http://schemas.microsoft.com/office/word/2012/wordml" xmlns:w16se="http://schemas.microsoft.com/office/word/2015/wordml/symex" xmlns:wpg="http://schemas.microsoft.com/office/word/2010/wordprocessingGroup" xmlns:wpi="http://schemas.microsoft.com/office/word/2010/wordprocessingInk" xmlns:wne="http://schemas.microsoft.com/office/word/2006/wordml" xmlns:wps="http://schemas.microsoft.com/office/word/2010/wordprocessingShape" mc:Ignorable="w14 w15 w16se wp14">
   <w:footnote w:type="separator" w:id="-1">
     <w:p>
       <w:r>
@@ -6192,11 +8020,151 @@
         <w:rPr>
           <w:spacing w:val="-10"/>
         </w:rPr>
-        <w:t xml:space="preserve"> Trường hợp cập nhật, bổ sung thông tin đăng ký hoạt động chi nhánh/văn phòng đại diện/địa điểm kinh doanh sử dụng Mẫu số 19 Phụ lục I Thông tư này, không sử dụng mẫu này.</w:t>
+        <w:t xml:space="preserve"> Trường hợp doanh nghiệp kê khai hình thức hạch toán là Hạch toán độc lập tại chỉ tiêu 5 thì bắt buộc phải kê khai thông tin về Kế toán trưởng/phụ trách kế toán tại chỉ tiêu 2.</w:t>
       </w:r>
     </w:p>
   </w:footnote>
   <w:footnote w:id="4">
+    <w:p>
+      <w:pPr>
+        <w:pStyle w:val="FootnoteText"/>
+        <w:jc w:val="both"/>
+        <w:rPr>
+          <w:spacing w:val="-10"/>
+        </w:rPr>
+      </w:pPr>
+      <w:r>
+        <w:rPr>
+          <w:rStyle w:val="FootnoteReference"/>
+          <w:spacing w:val="-10"/>
+        </w:rPr>
+        <w:t>2</w:t>
+      </w:r>
+      <w:r>
+        <w:rPr>
+          <w:spacing w:val="-10"/>
+        </w:rPr>
+        <w:t xml:space="preserve"> Trường hợp doanh nghiệp được cấp Giấy chứng nhận đăng ký doanh nghiệp sau ngày bắt đầu hoạt động đã kê khai thì ngày bắt đầu hoạt động là ngày doanh nghiệp được cấp Giấy chứng nhận đăng ký doanh nghiệp.</w:t>
+      </w:r>
+    </w:p>
+  </w:footnote>
+  <w:footnote w:id="5">
+    <w:p>
+      <w:pPr>
+        <w:pStyle w:val="FootnoteText"/>
+        <w:jc w:val="both"/>
+        <w:rPr>
+          <w:spacing w:val="-10"/>
+        </w:rPr>
+      </w:pPr>
+      <w:r>
+        <w:rPr>
+          <w:rStyle w:val="FootnoteReference"/>
+          <w:spacing w:val="-10"/>
+        </w:rPr>
+        <w:t>3</w:t>
+      </w:r>
+      <w:r>
+        <w:rPr>
+          <w:spacing w:val="-10"/>
+        </w:rPr>
+        <w:t xml:space="preserve"> - Trường hợp niên độ kế toán theo năm dương lịch thì ghi từ ngày 01/01 đến ngày 31/12. </w:t>
+      </w:r>
+    </w:p>
+    <w:p>
+      <w:pPr>
+        <w:pStyle w:val="FootnoteText"/>
+        <w:jc w:val="both"/>
+        <w:rPr>
+          <w:spacing w:val="-10"/>
+        </w:rPr>
+      </w:pPr>
+      <w:r>
+        <w:rPr>
+          <w:spacing w:val="-10"/>
+        </w:rPr>
+        <w:t xml:space="preserve">- Trường hợp niên độ kế toán theo năm tài chính khác năm dương lịch thì ghi ngày, tháng bắt đầu niên độ kế toán là ngày đầu tiên của quý; ngày, tháng kết thúc niên độ kế toán là ngày cuối cùng của quý. </w:t>
+      </w:r>
+    </w:p>
+    <w:p>
+      <w:pPr>
+        <w:pStyle w:val="FootnoteText"/>
+        <w:jc w:val="both"/>
+        <w:rPr>
+          <w:spacing w:val="-10"/>
+        </w:rPr>
+      </w:pPr>
+      <w:r>
+        <w:rPr>
+          <w:spacing w:val="-10"/>
+        </w:rPr>
+        <w:t>- Tổng thời gian từ ngày bắt đầu đến ngày kết thúc niên độ kế toán phải đủ 12 tháng hoặc 4 quý liên tiếp.</w:t>
+      </w:r>
+    </w:p>
+  </w:footnote>
+  <w:footnote w:id="6">
+    <w:p>
+      <w:pPr>
+        <w:pStyle w:val="FootnoteText"/>
+        <w:jc w:val="both"/>
+        <w:rPr>
+          <w:spacing w:val="-10"/>
+        </w:rPr>
+      </w:pPr>
+      <w:r>
+        <w:rPr>
+          <w:rStyle w:val="FootnoteReference"/>
+          <w:spacing w:val="-10"/>
+        </w:rPr>
+        <w:t>4</w:t>
+      </w:r>
+      <w:r>
+        <w:rPr>
+          <w:spacing w:val="-10"/>
+        </w:rPr>
+        <w:t xml:space="preserve"> Doanh nghiệp căn cứ vào quy định của pháp luật về thuế giá trị gia tăng và dự kiến hoạt động kinh doanh của doanh nghiệp để xác định 01 trong 04 phương pháp tính thuế giá trị gia tăng tại chỉ tiêu này, trừ trường hợp doanh nghiệp mua bán, chế tác vàng, bạc, đá quý có thể chọn thêm phương pháp trực tiếp trên GTGT ngoài các phương pháp khác (</w:t>
+      </w:r>
+      <w:r>
+        <w:rPr>
+          <w:i/>
+          <w:iCs/>
+          <w:spacing w:val="-10"/>
+        </w:rPr>
+        <w:t>nếu có</w:t>
+      </w:r>
+      <w:r>
+        <w:rPr>
+          <w:spacing w:val="-10"/>
+        </w:rPr>
+        <w:t>).</w:t>
+      </w:r>
+    </w:p>
+  </w:footnote>
+  <w:footnote w:id="7">
+    <w:p>
+      <w:pPr>
+        <w:pStyle w:val="FootnoteText"/>
+        <w:jc w:val="both"/>
+        <w:rPr>
+          <w:spacing w:val="-10"/>
+        </w:rPr>
+      </w:pPr>
+      <w:r>
+        <w:rPr>
+          <w:rStyle w:val="FootnoteReference"/>
+          <w:spacing w:val="-10"/>
+        </w:rPr>
+        <w:t>1</w:t>
+      </w:r>
+      <w:r>
+        <w:rPr>
+          <w:spacing w:val="-10"/>
+        </w:rPr>
+        <w:t xml:space="preserve"> Trường hợp cập nhật, bổ sung thông tin đăng ký hoạt động chi nhánh/văn phòng đại diện/địa điểm kinh doanh sử dụng Mẫu số 19 Phụ lục I Thông tư này, không sử dụng mẫu này.</w:t>
+      </w:r>
+    </w:p>
+  </w:footnote>
+  <w:footnote w:id="8">
     <w:p>
       <w:pPr>
         <w:pStyle w:val="FootnoteText"/>
@@ -6239,7 +8207,7 @@
 </file>
 
 <file path=word/header1.xml><?xml version="1.0" encoding="utf-8"?>
-<w:hdr xmlns:wpc="http://schemas.microsoft.com/office/word/2010/wordprocessingCanvas" xmlns:cx="http://schemas.microsoft.com/office/drawing/2014/chartex" xmlns:cx1="http://schemas.microsoft.com/office/drawing/2015/9/8/chartex" xmlns:mc="http://schemas.openxmlformats.org/markup-compatibility/2006" xmlns:o="urn:schemas-microsoft-com:office:office" xmlns:r="http://schemas.openxmlformats.org/officeDocument/2006/relationships" xmlns:m="http://schemas.openxmlformats.org/officeDocument/2006/math" xmlns:v="urn:schemas-microsoft-com:vml" xmlns:wp14="http://schemas.microsoft.com/office/word/2010/wordprocessingDrawing" xmlns:wp="http://schemas.openxmlformats.org/drawingml/2006/wordprocessingDrawing" xmlns:w10="urn:schemas-microsoft-com:office:word" xmlns:w="http://schemas.openxmlformats.org/wordprocessingml/2006/main" xmlns:w14="http://schemas.microsoft.com/office/word/2010/wordml" xmlns:w15="http://schemas.microsoft.com/office/word/2012/wordml" xmlns:w16se="http://schemas.microsoft.com/office/word/2015/wordml/symex" xmlns:wpg="http://schemas.microsoft.com/office/word/2010/wordprocessingGroup" xmlns:wpi="http://schemas.microsoft.com/office/word/2010/wordprocessingInk" xmlns:wne="http://schemas.microsoft.com/office/word/2006/wordml" xmlns:wps="http://schemas.microsoft.com/office/word/2010/wordprocessingShape" mc:Ignorable="w14 w15 w16se wp14">
+<w:hdr xmlns:wpc="http://schemas.microsoft.com/office/word/2010/wordprocessingCanvas" xmlns:cx="http://schemas.microsoft.com/office/drawing/2014/chartex" xmlns:mc="http://schemas.openxmlformats.org/markup-compatibility/2006" xmlns:o="urn:schemas-microsoft-com:office:office" xmlns:r="http://schemas.openxmlformats.org/officeDocument/2006/relationships" xmlns:m="http://schemas.openxmlformats.org/officeDocument/2006/math" xmlns:v="urn:schemas-microsoft-com:vml" xmlns:wp14="http://schemas.microsoft.com/office/word/2010/wordprocessingDrawing" xmlns:wp="http://schemas.openxmlformats.org/drawingml/2006/wordprocessingDrawing" xmlns:w10="urn:schemas-microsoft-com:office:word" xmlns:w="http://schemas.openxmlformats.org/wordprocessingml/2006/main" xmlns:w14="http://schemas.microsoft.com/office/word/2010/wordml" xmlns:w15="http://schemas.microsoft.com/office/word/2012/wordml" xmlns:w16se="http://schemas.microsoft.com/office/word/2015/wordml/symex" xmlns:wpg="http://schemas.microsoft.com/office/word/2010/wordprocessingGroup" xmlns:wpi="http://schemas.microsoft.com/office/word/2010/wordprocessingInk" xmlns:wne="http://schemas.microsoft.com/office/word/2006/wordml" xmlns:wps="http://schemas.microsoft.com/office/word/2010/wordprocessingShape" mc:Ignorable="w14 w15 w16se wp14">
   <w:p>
     <w:pPr>
       <w:pStyle w:val="Header"/>
@@ -6251,7 +8219,7 @@
 </file>
 
 <file path=word/numbering.xml><?xml version="1.0" encoding="utf-8"?>
-<w:numbering xmlns:wpc="http://schemas.microsoft.com/office/word/2010/wordprocessingCanvas" xmlns:cx="http://schemas.microsoft.com/office/drawing/2014/chartex" xmlns:cx1="http://schemas.microsoft.com/office/drawing/2015/9/8/chartex" xmlns:mc="http://schemas.openxmlformats.org/markup-compatibility/2006" xmlns:o="urn:schemas-microsoft-com:office:office" xmlns:r="http://schemas.openxmlformats.org/officeDocument/2006/relationships" xmlns:m="http://schemas.openxmlformats.org/officeDocument/2006/math" xmlns:v="urn:schemas-microsoft-com:vml" xmlns:wp14="http://schemas.microsoft.com/office/word/2010/wordprocessingDrawing" xmlns:wp="http://schemas.openxmlformats.org/drawingml/2006/wordprocessingDrawing" xmlns:w10="urn:schemas-microsoft-com:office:word" xmlns:w="http://schemas.openxmlformats.org/wordprocessingml/2006/main" xmlns:w14="http://schemas.microsoft.com/office/word/2010/wordml" xmlns:w15="http://schemas.microsoft.com/office/word/2012/wordml" xmlns:w16se="http://schemas.microsoft.com/office/word/2015/wordml/symex" xmlns:wpg="http://schemas.microsoft.com/office/word/2010/wordprocessingGroup" xmlns:wpi="http://schemas.microsoft.com/office/word/2010/wordprocessingInk" xmlns:wne="http://schemas.microsoft.com/office/word/2006/wordml" xmlns:wps="http://schemas.microsoft.com/office/word/2010/wordprocessingShape" mc:Ignorable="w14 w15 w16se wp14">
+<w:numbering xmlns:wpc="http://schemas.microsoft.com/office/word/2010/wordprocessingCanvas" xmlns:cx="http://schemas.microsoft.com/office/drawing/2014/chartex" xmlns:mc="http://schemas.openxmlformats.org/markup-compatibility/2006" xmlns:o="urn:schemas-microsoft-com:office:office" xmlns:r="http://schemas.openxmlformats.org/officeDocument/2006/relationships" xmlns:m="http://schemas.openxmlformats.org/officeDocument/2006/math" xmlns:v="urn:schemas-microsoft-com:vml" xmlns:wp14="http://schemas.microsoft.com/office/word/2010/wordprocessingDrawing" xmlns:wp="http://schemas.openxmlformats.org/drawingml/2006/wordprocessingDrawing" xmlns:w10="urn:schemas-microsoft-com:office:word" xmlns:w="http://schemas.openxmlformats.org/wordprocessingml/2006/main" xmlns:w14="http://schemas.microsoft.com/office/word/2010/wordml" xmlns:w15="http://schemas.microsoft.com/office/word/2012/wordml" xmlns:w16se="http://schemas.microsoft.com/office/word/2015/wordml/symex" xmlns:wpg="http://schemas.microsoft.com/office/word/2010/wordprocessingGroup" xmlns:wpi="http://schemas.microsoft.com/office/word/2010/wordprocessingInk" xmlns:wne="http://schemas.microsoft.com/office/word/2006/wordml" xmlns:wps="http://schemas.microsoft.com/office/word/2010/wordprocessingShape" mc:Ignorable="w14 w15 w16se wp14">
   <w:abstractNum w:abstractNumId="0" w15:restartNumberingAfterBreak="0">
     <w:nsid w:val="024F3885"/>
     <w:multiLevelType w:val="hybridMultilevel"/>
